--- a/output/LA_125M/Investment_Memo.docx
+++ b/output/LA_125M/Investment_Memo.docx
@@ -161,7 +161,7 @@
           <w:b w:val="0"/>
           <w:i w:val="0"/>
         </w:rPr>
-        <w:t>Items shown in square brackets are pending from Jalour. Terms are indicative until set out in definitive agreements, which prevail over this memorandum.</w:t>
+        <w:t>Items shown in square brackets are provided after the investor signs a non-disclosure agreement. Terms are indicative until set out in definitive agreements, which prevail over this memorandum.</w:t>
       </w:r>
     </w:p>
     <w:p>
@@ -268,7 +268,7 @@
         </w:rPr>
         <w:t>5. Project description</w:t>
         <w:tab/>
-        <w:t>9</w:t>
+        <w:t>10</w:t>
       </w:r>
     </w:p>
     <w:p>
@@ -284,7 +284,7 @@
         </w:rPr>
         <w:t>6. The Al Ahly Sabbour agreement and consents</w:t>
         <w:tab/>
-        <w:t>10</w:t>
+        <w:t>11</w:t>
       </w:r>
     </w:p>
     <w:p>
@@ -300,7 +300,7 @@
         </w:rPr>
         <w:t>7. Sponsor and management</w:t>
         <w:tab/>
-        <w:t>10</w:t>
+        <w:t>11</w:t>
       </w:r>
     </w:p>
     <w:p>
@@ -316,7 +316,7 @@
         </w:rPr>
         <w:t>8. Business plan and assumptions</w:t>
         <w:tab/>
-        <w:t>12</w:t>
+        <w:t>13</w:t>
       </w:r>
     </w:p>
     <w:p>
@@ -332,7 +332,7 @@
         </w:rPr>
         <w:t>9. Sales and collections model</w:t>
         <w:tab/>
-        <w:t>13</w:t>
+        <w:t>14</w:t>
       </w:r>
     </w:p>
     <w:p>
@@ -348,7 +348,7 @@
         </w:rPr>
         <w:t>10. Cost model</w:t>
         <w:tab/>
-        <w:t>14</w:t>
+        <w:t>15</w:t>
       </w:r>
     </w:p>
     <w:p>
@@ -364,7 +364,7 @@
         </w:rPr>
         <w:t>11. Funding plan and use of funds</w:t>
         <w:tab/>
-        <w:t>15</w:t>
+        <w:t>16</w:t>
       </w:r>
     </w:p>
     <w:p>
@@ -380,7 +380,7 @@
         </w:rPr>
         <w:t>12. Investment terms</w:t>
         <w:tab/>
-        <w:t>17</w:t>
+        <w:t>18</w:t>
       </w:r>
     </w:p>
     <w:p>
@@ -396,7 +396,7 @@
         </w:rPr>
         <w:t>13. Returns analysis and sensitivities</w:t>
         <w:tab/>
-        <w:t>19</w:t>
+        <w:t>20</w:t>
       </w:r>
     </w:p>
     <w:p>
@@ -412,7 +412,7 @@
         </w:rPr>
         <w:t>14. Security and ranking</w:t>
         <w:tab/>
-        <w:t>23</w:t>
+        <w:t>24</w:t>
       </w:r>
     </w:p>
     <w:p>
@@ -428,7 +428,7 @@
         </w:rPr>
         <w:t>15. Governance and information rights</w:t>
         <w:tab/>
-        <w:t>23</w:t>
+        <w:t>24</w:t>
       </w:r>
     </w:p>
     <w:p>
@@ -444,7 +444,7 @@
         </w:rPr>
         <w:t>16. Exit and liquidity</w:t>
         <w:tab/>
-        <w:t>24</w:t>
+        <w:t>25</w:t>
       </w:r>
     </w:p>
     <w:p>
@@ -460,7 +460,7 @@
         </w:rPr>
         <w:t>17. Risk factors</w:t>
         <w:tab/>
-        <w:t>25</w:t>
+        <w:t>26</w:t>
       </w:r>
     </w:p>
     <w:p>
@@ -476,7 +476,7 @@
         </w:rPr>
         <w:t>18. Tax and legal considerations</w:t>
         <w:tab/>
-        <w:t>26</w:t>
+        <w:t>27</w:t>
       </w:r>
     </w:p>
     <w:p>
@@ -492,7 +492,7 @@
         </w:rPr>
         <w:t>Appendices</w:t>
         <w:tab/>
-        <w:t>27</w:t>
+        <w:t>28</w:t>
       </w:r>
     </w:p>
     <w:p>
@@ -539,7 +539,7 @@
           <w:b w:val="0"/>
           <w:i w:val="0"/>
         </w:rPr>
-        <w:t xml:space="preserve"> Units with a face value of EGP 250 million, twice the ticket, priced at the launch list (retail EGP 250,000 per m2, offices EGP 160,000 per m2), allocated from the first two sales tranches. At the model's final list prices the units are worth EGP 370 million. Projected investor IRR: 29.2% base, 20.4% downside, 32.3% upside.</w:t>
+        <w:t xml:space="preserve"> Units with a face value of EGP 250 million, twice the ticket, priced at the launch list (retail EGP 250,000 per m2, offices EGP 160,000 per m2), allocated from the first two sales tranches. At the model's delivery list prices the units are worth EGP 370 million. Projected investor IRR: 29.2% base, 20.4% downside, 32.3% upside.</w:t>
       </w:r>
     </w:p>
     <w:p>
@@ -1071,7 +1071,7 @@
           <w:b w:val="0"/>
           <w:i w:val="0"/>
         </w:rPr>
-        <w:t xml:space="preserve"> The model collects the delivery payment (20% to 25% of price) on a contractual milestone ahead of handover. If it were collected at handover the peak funding need would be EGP 244 million instead of EGP 102.0 million. Jalour has said it will fund project funding gaps above project cash (section 11).</w:t>
+        <w:t xml:space="preserve"> The model collects the delivery payment (20% to 25% of price) on a contractual milestone ahead of handover. If it were collected at handover the peak funding need would be EGP 244 million instead of EGP 102.0 million. Jalour has said it will cover project funding gaps above project cash from its cash reserves and from cash generated by other projects it is constructing (section 11).</w:t>
       </w:r>
     </w:p>
     <w:p>
@@ -2275,7 +2275,7 @@
                 <w:color w:val="FFFFFF"/>
                 <w:sz w:val="18"/>
               </w:rPr>
-              <w:t>Plan: final list</w:t>
+              <w:t>Plan: delivery list</w:t>
             </w:r>
           </w:p>
         </w:tc>
@@ -2497,6 +2497,602 @@
       <w:pPr>
         <w:spacing w:after="80"/>
       </w:pPr>
+    </w:p>
+    <w:p>
+      <w:pPr>
+        <w:keepNext/>
+        <w:spacing w:after="60"/>
+      </w:pPr>
+      <w:r>
+        <w:rPr>
+          <w:b/>
+          <w:color w:val="17324D"/>
+          <w:sz w:val="19"/>
+        </w:rPr>
+        <w:t>Table 5: Launch, average realised and delivery list prices against today's asking prices</w:t>
+      </w:r>
+    </w:p>
+    <w:tbl>
+      <w:tblPr>
+        <w:tblW w:type="auto" w:w="0"/>
+        <w:jc w:val="center"/>
+        <w:tblBorders>
+          <w:top w:val="single" w:sz="4" w:space="0" w:color="C9CFD8"/>
+          <w:left w:val="single" w:sz="4" w:space="0" w:color="C9CFD8"/>
+          <w:bottom w:val="single" w:sz="4" w:space="0" w:color="C9CFD8"/>
+          <w:right w:val="single" w:sz="4" w:space="0" w:color="C9CFD8"/>
+          <w:insideH w:val="single" w:sz="4" w:space="0" w:color="C9CFD8"/>
+          <w:insideV w:val="single" w:sz="4" w:space="0" w:color="C9CFD8"/>
+        </w:tblBorders>
+        <w:tblLayout w:type="fixed"/>
+        <w:tblCellMar>
+          <w:top w:w="40" w:type="dxa"/>
+          <w:left w:w="80" w:type="dxa"/>
+          <w:bottom w:w="40" w:type="dxa"/>
+          <w:right w:w="80" w:type="dxa"/>
+        </w:tblCellMar>
+        <w:tblLook w:firstColumn="1" w:firstRow="1" w:lastColumn="0" w:lastRow="0" w:noHBand="0" w:noVBand="1" w:val="04A0"/>
+      </w:tblPr>
+      <w:tblGrid>
+        <w:gridCol w:w="1033"/>
+        <w:gridCol w:w="1033"/>
+        <w:gridCol w:w="1033"/>
+        <w:gridCol w:w="1033"/>
+        <w:gridCol w:w="1033"/>
+        <w:gridCol w:w="1033"/>
+        <w:gridCol w:w="1033"/>
+        <w:gridCol w:w="1033"/>
+        <w:gridCol w:w="1033"/>
+      </w:tblGrid>
+      <w:tr>
+        <w:trPr>
+          <w:cantSplit/>
+          <w:tblHeader/>
+        </w:trPr>
+        <w:tc>
+          <w:tcPr>
+            <w:tcW w:type="dxa" w:w="964"/>
+            <w:shd w:val="clear" w:color="auto" w:fill="17324D"/>
+          </w:tcPr>
+          <w:p>
+            <w:pPr>
+              <w:spacing w:after="0" w:line="240" w:lineRule="auto"/>
+            </w:pPr>
+            <w:r/>
+            <w:r>
+              <w:rPr>
+                <w:b/>
+                <w:color w:val="FFFFFF"/>
+                <w:sz w:val="16"/>
+              </w:rPr>
+              <w:t>EGP per m2</w:t>
+            </w:r>
+          </w:p>
+        </w:tc>
+        <w:tc>
+          <w:tcPr>
+            <w:tcW w:type="dxa" w:w="907"/>
+            <w:shd w:val="clear" w:color="auto" w:fill="17324D"/>
+          </w:tcPr>
+          <w:p>
+            <w:pPr>
+              <w:spacing w:after="0" w:line="240" w:lineRule="auto"/>
+              <w:jc w:val="right"/>
+            </w:pPr>
+            <w:r/>
+            <w:r>
+              <w:rPr>
+                <w:b/>
+                <w:color w:val="FFFFFF"/>
+                <w:sz w:val="16"/>
+              </w:rPr>
+              <w:t>Launch list</w:t>
+            </w:r>
+          </w:p>
+        </w:tc>
+        <w:tc>
+          <w:tcPr>
+            <w:tcW w:type="dxa" w:w="964"/>
+            <w:shd w:val="clear" w:color="auto" w:fill="17324D"/>
+          </w:tcPr>
+          <w:p>
+            <w:pPr>
+              <w:spacing w:after="0" w:line="240" w:lineRule="auto"/>
+              <w:jc w:val="right"/>
+            </w:pPr>
+            <w:r/>
+            <w:r>
+              <w:rPr>
+                <w:b/>
+                <w:color w:val="FFFFFF"/>
+                <w:sz w:val="16"/>
+              </w:rPr>
+              <w:t>Average realised</w:t>
+            </w:r>
+          </w:p>
+        </w:tc>
+        <w:tc>
+          <w:tcPr>
+            <w:tcW w:type="dxa" w:w="907"/>
+            <w:shd w:val="clear" w:color="auto" w:fill="17324D"/>
+          </w:tcPr>
+          <w:p>
+            <w:pPr>
+              <w:spacing w:after="0" w:line="240" w:lineRule="auto"/>
+              <w:jc w:val="right"/>
+            </w:pPr>
+            <w:r/>
+            <w:r>
+              <w:rPr>
+                <w:b/>
+                <w:color w:val="FFFFFF"/>
+                <w:sz w:val="16"/>
+              </w:rPr>
+              <w:t>Delivery list</w:t>
+            </w:r>
+          </w:p>
+        </w:tc>
+        <w:tc>
+          <w:tcPr>
+            <w:tcW w:type="dxa" w:w="964"/>
+            <w:shd w:val="clear" w:color="auto" w:fill="17324D"/>
+          </w:tcPr>
+          <w:p>
+            <w:pPr>
+              <w:spacing w:after="0" w:line="240" w:lineRule="auto"/>
+              <w:jc w:val="right"/>
+            </w:pPr>
+            <w:r/>
+            <w:r>
+              <w:rPr>
+                <w:b/>
+                <w:color w:val="FFFFFF"/>
+                <w:sz w:val="16"/>
+              </w:rPr>
+              <w:t>Delivery vs launch</w:t>
+            </w:r>
+          </w:p>
+        </w:tc>
+        <w:tc>
+          <w:tcPr>
+            <w:tcW w:type="dxa" w:w="964"/>
+            <w:shd w:val="clear" w:color="auto" w:fill="17324D"/>
+          </w:tcPr>
+          <w:p>
+            <w:pPr>
+              <w:spacing w:after="0" w:line="240" w:lineRule="auto"/>
+              <w:jc w:val="right"/>
+            </w:pPr>
+            <w:r/>
+            <w:r>
+              <w:rPr>
+                <w:b/>
+                <w:color w:val="FFFFFF"/>
+                <w:sz w:val="16"/>
+              </w:rPr>
+              <w:t>Average vs launch</w:t>
+            </w:r>
+          </w:p>
+        </w:tc>
+        <w:tc>
+          <w:tcPr>
+            <w:tcW w:type="dxa" w:w="1361"/>
+            <w:shd w:val="clear" w:color="auto" w:fill="17324D"/>
+          </w:tcPr>
+          <w:p>
+            <w:pPr>
+              <w:spacing w:after="0" w:line="240" w:lineRule="auto"/>
+              <w:jc w:val="right"/>
+            </w:pPr>
+            <w:r/>
+            <w:r>
+              <w:rPr>
+                <w:b/>
+                <w:color w:val="FFFFFF"/>
+                <w:sz w:val="16"/>
+              </w:rPr>
+              <w:t>Today's asking</w:t>
+            </w:r>
+          </w:p>
+        </w:tc>
+        <w:tc>
+          <w:tcPr>
+            <w:tcW w:type="dxa" w:w="1474"/>
+            <w:shd w:val="clear" w:color="auto" w:fill="17324D"/>
+          </w:tcPr>
+          <w:p>
+            <w:pPr>
+              <w:spacing w:after="0" w:line="240" w:lineRule="auto"/>
+              <w:jc w:val="right"/>
+            </w:pPr>
+            <w:r/>
+            <w:r>
+              <w:rPr>
+                <w:b/>
+                <w:color w:val="FFFFFF"/>
+                <w:sz w:val="16"/>
+              </w:rPr>
+              <w:t>Delivery list vs today's asking</w:t>
+            </w:r>
+          </w:p>
+        </w:tc>
+        <w:tc>
+          <w:tcPr>
+            <w:tcW w:type="dxa" w:w="907"/>
+            <w:shd w:val="clear" w:color="auto" w:fill="17324D"/>
+          </w:tcPr>
+          <w:p>
+            <w:pPr>
+              <w:spacing w:after="0" w:line="240" w:lineRule="auto"/>
+              <w:jc w:val="right"/>
+            </w:pPr>
+            <w:r/>
+            <w:r>
+              <w:rPr>
+                <w:b/>
+                <w:color w:val="FFFFFF"/>
+                <w:sz w:val="16"/>
+              </w:rPr>
+              <w:t>Growth a year to handover</w:t>
+            </w:r>
+          </w:p>
+        </w:tc>
+      </w:tr>
+      <w:tr>
+        <w:trPr>
+          <w:cantSplit/>
+        </w:trPr>
+        <w:tc>
+          <w:tcPr>
+            <w:tcW w:type="dxa" w:w="964"/>
+          </w:tcPr>
+          <w:p>
+            <w:pPr>
+              <w:spacing w:after="0" w:line="240" w:lineRule="auto"/>
+            </w:pPr>
+            <w:r/>
+            <w:r>
+              <w:rPr>
+                <w:sz w:val="16"/>
+              </w:rPr>
+              <w:t>Offices</w:t>
+            </w:r>
+          </w:p>
+        </w:tc>
+        <w:tc>
+          <w:tcPr>
+            <w:tcW w:type="dxa" w:w="907"/>
+          </w:tcPr>
+          <w:p>
+            <w:pPr>
+              <w:spacing w:after="0" w:line="240" w:lineRule="auto"/>
+              <w:jc w:val="right"/>
+            </w:pPr>
+            <w:r/>
+            <w:r>
+              <w:rPr>
+                <w:sz w:val="16"/>
+              </w:rPr>
+              <w:t>160,000</w:t>
+            </w:r>
+          </w:p>
+        </w:tc>
+        <w:tc>
+          <w:tcPr>
+            <w:tcW w:type="dxa" w:w="964"/>
+          </w:tcPr>
+          <w:p>
+            <w:pPr>
+              <w:spacing w:after="0" w:line="240" w:lineRule="auto"/>
+              <w:jc w:val="right"/>
+            </w:pPr>
+            <w:r/>
+            <w:r>
+              <w:rPr>
+                <w:sz w:val="16"/>
+              </w:rPr>
+              <w:t>191,250</w:t>
+            </w:r>
+          </w:p>
+        </w:tc>
+        <w:tc>
+          <w:tcPr>
+            <w:tcW w:type="dxa" w:w="907"/>
+          </w:tcPr>
+          <w:p>
+            <w:pPr>
+              <w:spacing w:after="0" w:line="240" w:lineRule="auto"/>
+              <w:jc w:val="right"/>
+            </w:pPr>
+            <w:r/>
+            <w:r>
+              <w:rPr>
+                <w:sz w:val="16"/>
+              </w:rPr>
+              <w:t>240,000</w:t>
+            </w:r>
+          </w:p>
+        </w:tc>
+        <w:tc>
+          <w:tcPr>
+            <w:tcW w:type="dxa" w:w="964"/>
+          </w:tcPr>
+          <w:p>
+            <w:pPr>
+              <w:spacing w:after="0" w:line="240" w:lineRule="auto"/>
+              <w:jc w:val="right"/>
+            </w:pPr>
+            <w:r/>
+            <w:r>
+              <w:rPr>
+                <w:sz w:val="16"/>
+              </w:rPr>
+              <w:t>+50%</w:t>
+            </w:r>
+          </w:p>
+        </w:tc>
+        <w:tc>
+          <w:tcPr>
+            <w:tcW w:type="dxa" w:w="964"/>
+          </w:tcPr>
+          <w:p>
+            <w:pPr>
+              <w:spacing w:after="0" w:line="240" w:lineRule="auto"/>
+              <w:jc w:val="right"/>
+            </w:pPr>
+            <w:r/>
+            <w:r>
+              <w:rPr>
+                <w:sz w:val="16"/>
+              </w:rPr>
+              <w:t>+20%</w:t>
+            </w:r>
+          </w:p>
+        </w:tc>
+        <w:tc>
+          <w:tcPr>
+            <w:tcW w:type="dxa" w:w="1361"/>
+          </w:tcPr>
+          <w:p>
+            <w:pPr>
+              <w:spacing w:after="0" w:line="240" w:lineRule="auto"/>
+              <w:jc w:val="right"/>
+            </w:pPr>
+            <w:r/>
+            <w:r>
+              <w:rPr>
+                <w:sz w:val="16"/>
+              </w:rPr>
+              <w:t>106,000 to 120,000</w:t>
+            </w:r>
+          </w:p>
+        </w:tc>
+        <w:tc>
+          <w:tcPr>
+            <w:tcW w:type="dxa" w:w="1474"/>
+          </w:tcPr>
+          <w:p>
+            <w:pPr>
+              <w:spacing w:after="0" w:line="240" w:lineRule="auto"/>
+              <w:jc w:val="right"/>
+            </w:pPr>
+            <w:r/>
+            <w:r>
+              <w:rPr>
+                <w:sz w:val="16"/>
+              </w:rPr>
+              <w:t>+112% (mid-point 113,000)</w:t>
+            </w:r>
+          </w:p>
+        </w:tc>
+        <w:tc>
+          <w:tcPr>
+            <w:tcW w:type="dxa" w:w="907"/>
+          </w:tcPr>
+          <w:p>
+            <w:pPr>
+              <w:spacing w:after="0" w:line="240" w:lineRule="auto"/>
+              <w:jc w:val="right"/>
+            </w:pPr>
+            <w:r/>
+            <w:r>
+              <w:rPr>
+                <w:sz w:val="16"/>
+              </w:rPr>
+              <w:t>17.5%</w:t>
+            </w:r>
+          </w:p>
+        </w:tc>
+      </w:tr>
+      <w:tr>
+        <w:trPr>
+          <w:cantSplit/>
+        </w:trPr>
+        <w:tc>
+          <w:tcPr>
+            <w:tcW w:type="dxa" w:w="964"/>
+            <w:shd w:val="clear" w:color="auto" w:fill="F2F4F7"/>
+          </w:tcPr>
+          <w:p>
+            <w:pPr>
+              <w:spacing w:after="0" w:line="240" w:lineRule="auto"/>
+            </w:pPr>
+            <w:r/>
+            <w:r>
+              <w:rPr>
+                <w:sz w:val="16"/>
+              </w:rPr>
+              <w:t>Retail</w:t>
+            </w:r>
+          </w:p>
+        </w:tc>
+        <w:tc>
+          <w:tcPr>
+            <w:tcW w:type="dxa" w:w="907"/>
+            <w:shd w:val="clear" w:color="auto" w:fill="F2F4F7"/>
+          </w:tcPr>
+          <w:p>
+            <w:pPr>
+              <w:spacing w:after="0" w:line="240" w:lineRule="auto"/>
+              <w:jc w:val="right"/>
+            </w:pPr>
+            <w:r/>
+            <w:r>
+              <w:rPr>
+                <w:sz w:val="16"/>
+              </w:rPr>
+              <w:t>250,000</w:t>
+            </w:r>
+          </w:p>
+        </w:tc>
+        <w:tc>
+          <w:tcPr>
+            <w:tcW w:type="dxa" w:w="964"/>
+            <w:shd w:val="clear" w:color="auto" w:fill="F2F4F7"/>
+          </w:tcPr>
+          <w:p>
+            <w:pPr>
+              <w:spacing w:after="0" w:line="240" w:lineRule="auto"/>
+              <w:jc w:val="right"/>
+            </w:pPr>
+            <w:r/>
+            <w:r>
+              <w:rPr>
+                <w:sz w:val="16"/>
+              </w:rPr>
+              <w:t>300,938</w:t>
+            </w:r>
+          </w:p>
+        </w:tc>
+        <w:tc>
+          <w:tcPr>
+            <w:tcW w:type="dxa" w:w="907"/>
+            <w:shd w:val="clear" w:color="auto" w:fill="F2F4F7"/>
+          </w:tcPr>
+          <w:p>
+            <w:pPr>
+              <w:spacing w:after="0" w:line="240" w:lineRule="auto"/>
+              <w:jc w:val="right"/>
+            </w:pPr>
+            <w:r/>
+            <w:r>
+              <w:rPr>
+                <w:sz w:val="16"/>
+              </w:rPr>
+              <w:t>360,000</w:t>
+            </w:r>
+          </w:p>
+        </w:tc>
+        <w:tc>
+          <w:tcPr>
+            <w:tcW w:type="dxa" w:w="964"/>
+            <w:shd w:val="clear" w:color="auto" w:fill="F2F4F7"/>
+          </w:tcPr>
+          <w:p>
+            <w:pPr>
+              <w:spacing w:after="0" w:line="240" w:lineRule="auto"/>
+              <w:jc w:val="right"/>
+            </w:pPr>
+            <w:r/>
+            <w:r>
+              <w:rPr>
+                <w:sz w:val="16"/>
+              </w:rPr>
+              <w:t>+44%</w:t>
+            </w:r>
+          </w:p>
+        </w:tc>
+        <w:tc>
+          <w:tcPr>
+            <w:tcW w:type="dxa" w:w="964"/>
+            <w:shd w:val="clear" w:color="auto" w:fill="F2F4F7"/>
+          </w:tcPr>
+          <w:p>
+            <w:pPr>
+              <w:spacing w:after="0" w:line="240" w:lineRule="auto"/>
+              <w:jc w:val="right"/>
+            </w:pPr>
+            <w:r/>
+            <w:r>
+              <w:rPr>
+                <w:sz w:val="16"/>
+              </w:rPr>
+              <w:t>+20%</w:t>
+            </w:r>
+          </w:p>
+        </w:tc>
+        <w:tc>
+          <w:tcPr>
+            <w:tcW w:type="dxa" w:w="1361"/>
+            <w:shd w:val="clear" w:color="auto" w:fill="F2F4F7"/>
+          </w:tcPr>
+          <w:p>
+            <w:pPr>
+              <w:spacing w:after="0" w:line="240" w:lineRule="auto"/>
+              <w:jc w:val="right"/>
+            </w:pPr>
+            <w:r/>
+            <w:r>
+              <w:rPr>
+                <w:sz w:val="16"/>
+              </w:rPr>
+              <w:t>139,000 to 325,000 (listings)</w:t>
+            </w:r>
+          </w:p>
+        </w:tc>
+        <w:tc>
+          <w:tcPr>
+            <w:tcW w:type="dxa" w:w="1474"/>
+            <w:shd w:val="clear" w:color="auto" w:fill="F2F4F7"/>
+          </w:tcPr>
+          <w:p>
+            <w:pPr>
+              <w:spacing w:after="0" w:line="240" w:lineRule="auto"/>
+              <w:jc w:val="right"/>
+            </w:pPr>
+            <w:r/>
+            <w:r>
+              <w:rPr>
+                <w:sz w:val="16"/>
+              </w:rPr>
+              <w:t>Within the listed range</w:t>
+            </w:r>
+          </w:p>
+        </w:tc>
+        <w:tc>
+          <w:tcPr>
+            <w:tcW w:type="dxa" w:w="907"/>
+            <w:shd w:val="clear" w:color="auto" w:fill="F2F4F7"/>
+          </w:tcPr>
+          <w:p>
+            <w:pPr>
+              <w:spacing w:after="0" w:line="240" w:lineRule="auto"/>
+              <w:jc w:val="right"/>
+            </w:pPr>
+            <w:r/>
+            <w:r>
+              <w:rPr>
+                <w:sz w:val="16"/>
+              </w:rPr>
+              <w:t>n/a</w:t>
+            </w:r>
+          </w:p>
+        </w:tc>
+      </w:tr>
+    </w:tbl>
+    <w:p>
+      <w:pPr>
+        <w:spacing w:after="80"/>
+      </w:pPr>
+    </w:p>
+    <w:p>
+      <w:r>
+        <w:rPr>
+          <w:b w:val="0"/>
+          <w:i w:val="0"/>
+        </w:rPr>
+        <w:t>The delivery list is the last list price in the plan and is unchanged to handover (month 54). Measured from launch it is +44% for retail and +50% for offices (48% weighted by the launch tranches), against the 40% to 60% range Jalour expects. Measured from today's office asking prices, the delivery list is +112%, or about 18% a year over 4.7 years if the model timeline starts in December 2026.</w:t>
+      </w:r>
     </w:p>
     <w:p>
       <w:r>
@@ -2581,7 +3177,7 @@
           <w:b w:val="0"/>
           <w:i w:val="0"/>
         </w:rPr>
-        <w:t>Prime Minister Decree 2184 of 2022 requires developers on state-allocated land to hold a separate project bank account and to follow approved timelines before announcing sales (Invest-Gate; Mondaq). Counsel should confirm which rules apply to these plots and to a private placement of this kind, including any requirement for a separate project account. Resale of contracts is common but developer approval and fees are contractual; no specific rule on developer consent to resale was found.</w:t>
+        <w:t>Prime Minister Decree 2184 of 2022 requires developers on state-allocated land to hold a separate project bank account and to follow approved timelines before announcing sales (Invest-Gate; Mondaq). Jalour's position is that this requirement does not apply to these plots; the basis is provided in the data room after the investor signs a non-disclosure agreement. Counsel should confirm which other rules apply to a private placement of this kind. Resale of contracts is common but developer approval and fees are contractual; no specific rule on developer consent to resale was found.</w:t>
       </w:r>
     </w:p>
     <w:p>
@@ -2665,7 +3261,7 @@
           <w:color w:val="17324D"/>
           <w:sz w:val="19"/>
         </w:rPr>
-        <w:t>Table 5: Project facts (source: Jalour financial model)</w:t>
+        <w:t>Table 6: Project facts (source: Jalour financial model)</w:t>
       </w:r>
     </w:p>
     <w:tbl>
@@ -3210,7 +3806,7 @@
           <w:b w:val="0"/>
           <w:i w:val="0"/>
         </w:rPr>
-        <w:t>The model sells offices on a sellable area of 10,437 m2, which is larger than the 8,946 m2 of office built-up area. Jalour is to provide the area schedule that reconciles the two (open item); the investor should require this in due diligence.</w:t>
+        <w:t>The model sells offices on a sellable area of 10,437 m2, which is larger than the 8,946 m2 of office built-up area. The area schedule that reconciles the two is provided after the investor signs a non-disclosure agreement; the investor should require it in due diligence.</w:t>
       </w:r>
     </w:p>
     <w:p>
@@ -3219,7 +3815,7 @@
           <w:b w:val="0"/>
           <w:i w:val="0"/>
         </w:rPr>
-        <w:t>Phasing: sales launch in project month 13, construction starts in month 19 and runs 36 months to handover in month 54. Permits, licences and title status are listed in the Due Diligence Memorandum [status pending from Jalour].</w:t>
+        <w:t>Phasing: sales launch in project month 13, construction starts in month 19 and runs 36 months to handover in month 54. Permits, licences and title status are listed in the Due Diligence Memorandum [available after the investor signs a non-disclosure agreement].</w:t>
       </w:r>
     </w:p>
     <w:p>
@@ -3251,7 +3847,7 @@
           <w:color w:val="17324D"/>
           <w:sz w:val="19"/>
         </w:rPr>
-        <w:t>Table 6: Agreement terms</w:t>
+        <w:t>Table 7: Agreement terms</w:t>
       </w:r>
     </w:p>
     <w:tbl>
@@ -3670,7 +4266,7 @@
           <w:color w:val="17324D"/>
           <w:sz w:val="19"/>
         </w:rPr>
-        <w:t>Table 7: Minimum guarantee schedule</w:t>
+        <w:t>Table 8: Minimum guarantee schedule</w:t>
       </w:r>
     </w:p>
     <w:tbl>
@@ -4158,7 +4754,7 @@
           <w:b w:val="0"/>
           <w:i w:val="0"/>
         </w:rPr>
-        <w:t>Under the structure proposed here Jalour bears the landlord's 35% on the units allocated to the investor: landlord payments are unchanged and the landlord does not waive any share. Consent status: [to be provided by Jalour]. Receipt of consent is a condition precedent to signing.</w:t>
+        <w:t>Under the structure proposed here Jalour bears the landlord's 35% on the units allocated to the investor: landlord payments are unchanged and the landlord does not waive any share. Consent status: [provided after the investor signs a non-disclosure agreement]. Receipt of consent is a condition precedent to signing.</w:t>
       </w:r>
     </w:p>
     <w:p>
@@ -4189,7 +4785,7 @@
           <w:color w:val="17324D"/>
           <w:sz w:val="19"/>
         </w:rPr>
-        <w:t>Table 8: Sponsor information pending</w:t>
+        <w:t>Table 9: Sponsor information pending</w:t>
       </w:r>
     </w:p>
     <w:tbl>
@@ -4297,7 +4893,7 @@
               <w:rPr>
                 <w:sz w:val="19"/>
               </w:rPr>
-              <w:t>[To be provided by Jalour]</w:t>
+              <w:t>[Provided after the investor signs a non-disclosure agreement]</w:t>
             </w:r>
           </w:p>
         </w:tc>
@@ -4338,7 +4934,7 @@
               <w:rPr>
                 <w:sz w:val="19"/>
               </w:rPr>
-              <w:t>[To be provided by Jalour]</w:t>
+              <w:t>[Provided after the investor signs a non-disclosure agreement]</w:t>
             </w:r>
           </w:p>
         </w:tc>
@@ -4377,7 +4973,7 @@
               <w:rPr>
                 <w:sz w:val="19"/>
               </w:rPr>
-              <w:t>[To be provided by Jalour]</w:t>
+              <w:t>[Provided after the investor signs a non-disclosure agreement]</w:t>
             </w:r>
           </w:p>
         </w:tc>
@@ -4418,7 +5014,7 @@
               <w:rPr>
                 <w:sz w:val="19"/>
               </w:rPr>
-              <w:t>[To be provided by Jalour]</w:t>
+              <w:t>[Provided after the investor signs a non-disclosure agreement]</w:t>
             </w:r>
           </w:p>
         </w:tc>
@@ -4457,7 +5053,7 @@
               <w:rPr>
                 <w:sz w:val="19"/>
               </w:rPr>
-              <w:t>[To be provided by Jalour]</w:t>
+              <w:t>[Provided after the investor signs a non-disclosure agreement]</w:t>
             </w:r>
           </w:p>
         </w:tc>
@@ -4474,7 +5070,7 @@
           <w:b w:val="0"/>
           <w:i w:val="0"/>
         </w:rPr>
-        <w:t>Jalour intends to fund project funding gaps, including those caused by timing differences in collections, from sponsor equity or other capital sources it procures. The form, amount and conditions of that undertaking are to be documented. It is a commitment to fund the project, not a guarantee of the investor's return.</w:t>
+        <w:t>Jalour has stated that it will cover project funding gaps, including those caused by timing differences in collections, from its cash reserves and from cash generated by other projects it is constructing. The form, amount and conditions of that undertaking are to be documented. It is a commitment to fund the project, not a guarantee of the investor's return. Jalour's capacity therefore rests on its own cash reserves and on distributions from those other projects, which are subject to those projects' own agreements and progress and are not held for this project. Jalour's audited accounts and track record are provided after the investor signs a non-disclosure agreement.</w:t>
       </w:r>
     </w:p>
     <w:p>
@@ -4497,7 +5093,7 @@
           <w:color w:val="17324D"/>
           <w:sz w:val="19"/>
         </w:rPr>
-        <w:t>Table 9: Key assumptions</w:t>
+        <w:t>Table 10: Key assumptions</w:t>
       </w:r>
     </w:p>
     <w:tbl>
@@ -4839,7 +5435,7 @@
               <w:rPr>
                 <w:sz w:val="18"/>
               </w:rPr>
-              <w:t>Final list prices</w:t>
+              <w:t>Delivery list prices</w:t>
             </w:r>
           </w:p>
         </w:tc>
@@ -5258,7 +5854,7 @@
           <w:color w:val="17324D"/>
           <w:sz w:val="19"/>
         </w:rPr>
-        <w:t>Table 10: Sales plan by tranche (80% of units)</w:t>
+        <w:t>Table 11: Sales plan by tranche (80% of units)</w:t>
       </w:r>
     </w:p>
     <w:tbl>
@@ -6680,7 +7276,7 @@
           <w:color w:val="17324D"/>
           <w:sz w:val="19"/>
         </w:rPr>
-        <w:t>Table 11: Annual cash flow, EGP million (years 1 to 11; year 1 = months 1 to 12)</w:t>
+        <w:t>Table 12: Annual cash flow, EGP million (years 1 to 11; year 1 = months 1 to 12)</w:t>
       </w:r>
     </w:p>
     <w:tbl>
@@ -8323,7 +8919,7 @@
           <w:color w:val="17324D"/>
           <w:sz w:val="19"/>
         </w:rPr>
-        <w:t>Table 12: Cost model</w:t>
+        <w:t>Table 13: Cost model</w:t>
       </w:r>
     </w:p>
     <w:tbl>
@@ -8725,7 +9321,7 @@
           <w:color w:val="17324D"/>
           <w:sz w:val="19"/>
         </w:rPr>
-        <w:t>Table 13: Uses</w:t>
+        <w:t>Table 14: Uses</w:t>
       </w:r>
     </w:p>
     <w:tbl>
@@ -8983,7 +9579,7 @@
           <w:color w:val="17324D"/>
           <w:sz w:val="19"/>
         </w:rPr>
-        <w:t>Table 14: Sources</w:t>
+        <w:t>Table 15: Sources</w:t>
       </w:r>
     </w:p>
     <w:tbl>
@@ -9414,7 +10010,7 @@
           <w:color w:val="17324D"/>
           <w:sz w:val="19"/>
         </w:rPr>
-        <w:t>Table 15: Project cash position by case, before any investor instrument</w:t>
+        <w:t>Table 16: Project cash position by case, before any investor instrument</w:t>
       </w:r>
     </w:p>
     <w:tbl>
@@ -9938,7 +10534,7 @@
           <w:b w:val="0"/>
           <w:i w:val="0"/>
         </w:rPr>
-        <w:t>Jalour will fund the gap between project cash and the cases above from sponsor equity or other capital sources it procures; it does not expect the investor to fund it. The investor should note that in the downside and combined cases the funding need is several times the ticket and depends on Jalour's capacity to provide it.</w:t>
+        <w:t>Jalour will fund the gap between project cash and the cases above from its cash reserves and from cash generated by other projects it is constructing; it does not expect the investor to fund it. The investor should note that in the downside and combined cases the funding need is several times the ticket and depends on Jalour's capacity to provide it.</w:t>
       </w:r>
     </w:p>
     <w:p>
@@ -9969,7 +10565,7 @@
           <w:color w:val="17324D"/>
           <w:sz w:val="19"/>
         </w:rPr>
-        <w:t>Table 16: Option A terms</w:t>
+        <w:t>Table 17: Option A terms</w:t>
       </w:r>
     </w:p>
     <w:tbl>
@@ -10184,7 +10780,7 @@
                 <w:b/>
                 <w:sz w:val="19"/>
               </w:rPr>
-              <w:t>Value at final list</w:t>
+              <w:t>Value at delivery list</w:t>
             </w:r>
           </w:p>
         </w:tc>
@@ -10405,7 +11001,7 @@
           <w:color w:val="17324D"/>
           <w:sz w:val="19"/>
         </w:rPr>
-        <w:t>Table 17: Option B terms</w:t>
+        <w:t>Table 18: Option B terms</w:t>
       </w:r>
     </w:p>
     <w:tbl>
@@ -10742,7 +11338,7 @@
           <w:color w:val="17324D"/>
           <w:sz w:val="19"/>
         </w:rPr>
-        <w:t>Table 18: Option B payment schedule</w:t>
+        <w:t>Table 19: Option B payment schedule</w:t>
       </w:r>
     </w:p>
     <w:tbl>
@@ -11862,7 +12458,7 @@
           <w:color w:val="17324D"/>
           <w:sz w:val="19"/>
         </w:rPr>
-        <w:t>Table 19: Option A investor returns</w:t>
+        <w:t>Table 20: Option A investor returns</w:t>
       </w:r>
     </w:p>
     <w:tbl>
@@ -12014,7 +12610,7 @@
               <w:rPr>
                 <w:sz w:val="19"/>
               </w:rPr>
-              <w:t>Resale at final list price; 3% cost</w:t>
+              <w:t>Resale at delivery list price; 3% cost</w:t>
             </w:r>
           </w:p>
         </w:tc>
@@ -12454,7 +13050,7 @@
           <w:b w:val="0"/>
           <w:i w:val="0"/>
         </w:rPr>
-        <w:t>Break-even: the units can fall to 35% of the final list price before the investor loses money on the ticket. The base case relies on list prices rising by 44% (retail) and 50% (offices); with no appreciation the units return 1.94x.</w:t>
+        <w:t>Break-even: the units can fall to 35% of the delivery list price before the investor loses money on the ticket. The base case relies on list prices rising by 44% (retail) and 50% (offices); with no appreciation the units return 1.94x.</w:t>
       </w:r>
     </w:p>
     <w:p>
@@ -12468,7 +13064,7 @@
           <w:color w:val="17324D"/>
           <w:sz w:val="19"/>
         </w:rPr>
-        <w:t>Table 20: Sensitivity to the face multiple</w:t>
+        <w:t>Table 21: Sensitivity to the face multiple</w:t>
       </w:r>
     </w:p>
     <w:tbl>
@@ -13077,7 +13673,7 @@
           <w:color w:val="17324D"/>
           <w:sz w:val="19"/>
         </w:rPr>
-        <w:t>Table 21: Option B (fixed instalments)</w:t>
+        <w:t>Table 22: Option B (fixed instalments)</w:t>
       </w:r>
     </w:p>
     <w:tbl>
@@ -13638,7 +14234,7 @@
           <w:color w:val="17324D"/>
           <w:sz w:val="19"/>
         </w:rPr>
-        <w:t>Table 22: Payout coverage, base case</w:t>
+        <w:t>Table 23: Payout coverage, base case</w:t>
       </w:r>
     </w:p>
     <w:tbl>
@@ -14971,7 +15567,7 @@
           <w:color w:val="17324D"/>
           <w:sz w:val="19"/>
         </w:rPr>
-        <w:t>Table 23: Option B structures compared</w:t>
+        <w:t>Table 24: Option B structures compared</w:t>
       </w:r>
     </w:p>
     <w:tbl>
@@ -15433,7 +16029,7 @@
           <w:color w:val="17324D"/>
           <w:sz w:val="19"/>
         </w:rPr>
-        <w:t>Table 24: Project sensitivities (Jalour net cash flow before any investor instrument)</w:t>
+        <w:t>Table 25: Project sensitivities (Jalour net cash flow before any investor instrument)</w:t>
       </w:r>
     </w:p>
     <w:tbl>
@@ -16751,7 +17347,7 @@
           <w:color w:val="17324D"/>
           <w:sz w:val="19"/>
         </w:rPr>
-        <w:t>Table 25: Security and protections</w:t>
+        <w:t>Table 26: Security and protections</w:t>
       </w:r>
     </w:p>
     <w:tbl>
@@ -17477,7 +18073,7 @@
           <w:color w:val="17324D"/>
           <w:sz w:val="19"/>
         </w:rPr>
-        <w:t>Table 26: Early assignment of the contract at month 36 (units valued at face, 3% cost)</w:t>
+        <w:t>Table 27: Early assignment of the contract at month 36 (units valued at face, 3% cost)</w:t>
       </w:r>
     </w:p>
     <w:tbl>
@@ -17989,7 +18585,7 @@
           <w:b w:val="0"/>
           <w:i w:val="0"/>
         </w:rPr>
-        <w:t>Rules on off-plan sales on state-linked land (including Decree 2184 of 2022), on assignment of contracts, on private placements and on foreign ownership may affect structure, timing or cost. Mitigant: counsel review before signing.</w:t>
+        <w:t>Rules on off-plan sales (Jalour's position is that the state-land rules in Decree 2184 of 2022 do not apply to these plots), on assignment of contracts, on private placements and on foreign ownership may affect structure, timing or cost. Mitigant: counsel review before signing.</w:t>
       </w:r>
     </w:p>
     <w:p>
@@ -18142,7 +18738,7 @@
           <w:b w:val="0"/>
           <w:i w:val="0"/>
         </w:rPr>
-        <w:t>Whether a separate project bank account is required for these plots under the rules for developers on state-linked land.</w:t>
+        <w:t>The basis on which the separate project-account rule for developers on state-allocated land does not apply to these plots (Jalour's position).</w:t>
       </w:r>
     </w:p>
     <w:p>
@@ -18225,7 +18821,7 @@
           <w:color w:val="17324D"/>
           <w:sz w:val="19"/>
         </w:rPr>
-        <w:t>Table 27: Definitions</w:t>
+        <w:t>Table 28: Definitions</w:t>
       </w:r>
     </w:p>
     <w:tbl>
@@ -18619,7 +19215,7 @@
           <w:color w:val="17324D"/>
           <w:sz w:val="19"/>
         </w:rPr>
-        <w:t>Table 28: Key figures and annex locations</w:t>
+        <w:t>Table 29: Key figures and annex locations</w:t>
       </w:r>
     </w:p>
     <w:tbl>
@@ -19292,7 +19888,7 @@
           <w:color w:val="17324D"/>
           <w:sz w:val="19"/>
         </w:rPr>
-        <w:t>Table 29: Market sources (reported; not independently verified)</w:t>
+        <w:t>Table 30: Market sources (reported; not independently verified)</w:t>
       </w:r>
     </w:p>
     <w:tbl>

--- a/output/LA_125M/Investment_Memo.docx
+++ b/output/LA_125M/Investment_Memo.docx
@@ -380,7 +380,7 @@
         </w:rPr>
         <w:t>12. Investment terms</w:t>
         <w:tab/>
-        <w:t>18</w:t>
+        <w:t>19</w:t>
       </w:r>
     </w:p>
     <w:p>
@@ -396,7 +396,7 @@
         </w:rPr>
         <w:t>13. Returns analysis and sensitivities</w:t>
         <w:tab/>
-        <w:t>20</w:t>
+        <w:t>21</w:t>
       </w:r>
     </w:p>
     <w:p>
@@ -412,7 +412,7 @@
         </w:rPr>
         <w:t>14. Security and ranking</w:t>
         <w:tab/>
-        <w:t>24</w:t>
+        <w:t>25</w:t>
       </w:r>
     </w:p>
     <w:p>
@@ -428,7 +428,7 @@
         </w:rPr>
         <w:t>15. Governance and information rights</w:t>
         <w:tab/>
-        <w:t>24</w:t>
+        <w:t>25</w:t>
       </w:r>
     </w:p>
     <w:p>
@@ -444,7 +444,7 @@
         </w:rPr>
         <w:t>16. Exit and liquidity</w:t>
         <w:tab/>
-        <w:t>25</w:t>
+        <w:t>26</w:t>
       </w:r>
     </w:p>
     <w:p>
@@ -460,7 +460,7 @@
         </w:rPr>
         <w:t>17. Risk factors</w:t>
         <w:tab/>
-        <w:t>26</w:t>
+        <w:t>27</w:t>
       </w:r>
     </w:p>
     <w:p>
@@ -476,7 +476,7 @@
         </w:rPr>
         <w:t>18. Tax and legal considerations</w:t>
         <w:tab/>
-        <w:t>27</w:t>
+        <w:t>28</w:t>
       </w:r>
     </w:p>
     <w:p>
@@ -492,7 +492,7 @@
         </w:rPr>
         <w:t>Appendices</w:t>
         <w:tab/>
-        <w:t>28</w:t>
+        <w:t>29</w:t>
       </w:r>
     </w:p>
     <w:p>
@@ -10539,6 +10539,1581 @@
     </w:p>
     <w:p>
       <w:pPr>
+        <w:pStyle w:val="Heading2"/>
+      </w:pPr>
+      <w:r>
+        <w:t>11.2 Sponsor-level view: both projects together</w:t>
+      </w:r>
+    </w:p>
+    <w:p>
+      <w:r>
+        <w:rPr>
+          <w:b w:val="0"/>
+          <w:i w:val="0"/>
+        </w:rPr>
+        <w:t>Jalour has said it will cover project funding gaps from its cash reserves and from cash generated by other projects it is constructing. To show what that means in numbers, this section sets L'avenir beside Green Square, Jalour's other project in this model, before any investor instrument. The figures are projections from the same Jalour model. They cover these two projects only; Jalour's cash reserves and its other projects are not included.</w:t>
+      </w:r>
+    </w:p>
+    <w:p>
+      <w:pPr>
+        <w:keepNext/>
+        <w:spacing w:after="60"/>
+      </w:pPr>
+      <w:r>
+        <w:rPr>
+          <w:b/>
+          <w:color w:val="17324D"/>
+          <w:sz w:val="19"/>
+        </w:rPr>
+        <w:t>Table 17: The two projects side by side (base case)</w:t>
+      </w:r>
+    </w:p>
+    <w:tbl>
+      <w:tblPr>
+        <w:tblW w:type="auto" w:w="0"/>
+        <w:jc w:val="center"/>
+        <w:tblBorders>
+          <w:top w:val="single" w:sz="4" w:space="0" w:color="C9CFD8"/>
+          <w:left w:val="single" w:sz="4" w:space="0" w:color="C9CFD8"/>
+          <w:bottom w:val="single" w:sz="4" w:space="0" w:color="C9CFD8"/>
+          <w:right w:val="single" w:sz="4" w:space="0" w:color="C9CFD8"/>
+          <w:insideH w:val="single" w:sz="4" w:space="0" w:color="C9CFD8"/>
+          <w:insideV w:val="single" w:sz="4" w:space="0" w:color="C9CFD8"/>
+        </w:tblBorders>
+        <w:tblLayout w:type="fixed"/>
+        <w:tblCellMar>
+          <w:top w:w="40" w:type="dxa"/>
+          <w:left w:w="80" w:type="dxa"/>
+          <w:bottom w:w="40" w:type="dxa"/>
+          <w:right w:w="80" w:type="dxa"/>
+        </w:tblCellMar>
+        <w:tblLook w:firstColumn="1" w:firstRow="1" w:lastColumn="0" w:lastRow="0" w:noHBand="0" w:noVBand="1" w:val="04A0"/>
+      </w:tblPr>
+      <w:tblGrid>
+        <w:gridCol w:w="3099"/>
+        <w:gridCol w:w="3099"/>
+        <w:gridCol w:w="3099"/>
+      </w:tblGrid>
+      <w:tr>
+        <w:trPr>
+          <w:cantSplit/>
+          <w:tblHeader/>
+        </w:trPr>
+        <w:tc>
+          <w:tcPr>
+            <w:tcW w:type="dxa" w:w="4535"/>
+            <w:shd w:val="clear" w:color="auto" w:fill="17324D"/>
+          </w:tcPr>
+          <w:p>
+            <w:pPr>
+              <w:spacing w:after="0" w:line="240" w:lineRule="auto"/>
+            </w:pPr>
+            <w:r/>
+            <w:r>
+              <w:rPr>
+                <w:b/>
+                <w:color w:val="FFFFFF"/>
+                <w:sz w:val="19"/>
+              </w:rPr>
+              <w:t>EGP million</w:t>
+            </w:r>
+          </w:p>
+        </w:tc>
+        <w:tc>
+          <w:tcPr>
+            <w:tcW w:type="dxa" w:w="2381"/>
+            <w:shd w:val="clear" w:color="auto" w:fill="17324D"/>
+          </w:tcPr>
+          <w:p>
+            <w:pPr>
+              <w:spacing w:after="0" w:line="240" w:lineRule="auto"/>
+              <w:jc w:val="right"/>
+            </w:pPr>
+            <w:r/>
+            <w:r>
+              <w:rPr>
+                <w:b/>
+                <w:color w:val="FFFFFF"/>
+                <w:sz w:val="19"/>
+              </w:rPr>
+              <w:t>L'avenir</w:t>
+            </w:r>
+          </w:p>
+        </w:tc>
+        <w:tc>
+          <w:tcPr>
+            <w:tcW w:type="dxa" w:w="2324"/>
+            <w:shd w:val="clear" w:color="auto" w:fill="17324D"/>
+          </w:tcPr>
+          <w:p>
+            <w:pPr>
+              <w:spacing w:after="0" w:line="240" w:lineRule="auto"/>
+              <w:jc w:val="right"/>
+            </w:pPr>
+            <w:r/>
+            <w:r>
+              <w:rPr>
+                <w:b/>
+                <w:color w:val="FFFFFF"/>
+                <w:sz w:val="19"/>
+              </w:rPr>
+              <w:t>Green Square</w:t>
+            </w:r>
+          </w:p>
+        </w:tc>
+      </w:tr>
+      <w:tr>
+        <w:trPr>
+          <w:cantSplit/>
+        </w:trPr>
+        <w:tc>
+          <w:tcPr>
+            <w:tcW w:type="dxa" w:w="4535"/>
+          </w:tcPr>
+          <w:p>
+            <w:pPr>
+              <w:spacing w:after="0" w:line="240" w:lineRule="auto"/>
+            </w:pPr>
+            <w:r/>
+            <w:r>
+              <w:rPr>
+                <w:sz w:val="19"/>
+              </w:rPr>
+              <w:t>Handover (project month)</w:t>
+            </w:r>
+          </w:p>
+        </w:tc>
+        <w:tc>
+          <w:tcPr>
+            <w:tcW w:type="dxa" w:w="2381"/>
+          </w:tcPr>
+          <w:p>
+            <w:pPr>
+              <w:spacing w:after="0" w:line="240" w:lineRule="auto"/>
+              <w:jc w:val="right"/>
+            </w:pPr>
+            <w:r/>
+            <w:r>
+              <w:rPr>
+                <w:sz w:val="19"/>
+              </w:rPr>
+              <w:t>54</w:t>
+            </w:r>
+          </w:p>
+        </w:tc>
+        <w:tc>
+          <w:tcPr>
+            <w:tcW w:type="dxa" w:w="2324"/>
+          </w:tcPr>
+          <w:p>
+            <w:pPr>
+              <w:spacing w:after="0" w:line="240" w:lineRule="auto"/>
+              <w:jc w:val="right"/>
+            </w:pPr>
+            <w:r/>
+            <w:r>
+              <w:rPr>
+                <w:sz w:val="19"/>
+              </w:rPr>
+              <w:t>48</w:t>
+            </w:r>
+          </w:p>
+        </w:tc>
+      </w:tr>
+      <w:tr>
+        <w:trPr>
+          <w:cantSplit/>
+        </w:trPr>
+        <w:tc>
+          <w:tcPr>
+            <w:tcW w:type="dxa" w:w="4535"/>
+            <w:shd w:val="clear" w:color="auto" w:fill="F2F4F7"/>
+          </w:tcPr>
+          <w:p>
+            <w:pPr>
+              <w:spacing w:after="0" w:line="240" w:lineRule="auto"/>
+            </w:pPr>
+            <w:r/>
+            <w:r>
+              <w:rPr>
+                <w:sz w:val="19"/>
+              </w:rPr>
+              <w:t>Landlord minimum guarantee</w:t>
+            </w:r>
+          </w:p>
+        </w:tc>
+        <w:tc>
+          <w:tcPr>
+            <w:tcW w:type="dxa" w:w="2381"/>
+            <w:shd w:val="clear" w:color="auto" w:fill="F2F4F7"/>
+          </w:tcPr>
+          <w:p>
+            <w:pPr>
+              <w:spacing w:after="0" w:line="240" w:lineRule="auto"/>
+              <w:jc w:val="right"/>
+            </w:pPr>
+            <w:r/>
+            <w:r>
+              <w:rPr>
+                <w:sz w:val="19"/>
+              </w:rPr>
+              <w:t>850</w:t>
+            </w:r>
+          </w:p>
+        </w:tc>
+        <w:tc>
+          <w:tcPr>
+            <w:tcW w:type="dxa" w:w="2324"/>
+            <w:shd w:val="clear" w:color="auto" w:fill="F2F4F7"/>
+          </w:tcPr>
+          <w:p>
+            <w:pPr>
+              <w:spacing w:after="0" w:line="240" w:lineRule="auto"/>
+              <w:jc w:val="right"/>
+            </w:pPr>
+            <w:r/>
+            <w:r>
+              <w:rPr>
+                <w:sz w:val="19"/>
+              </w:rPr>
+              <w:t>800</w:t>
+            </w:r>
+          </w:p>
+        </w:tc>
+      </w:tr>
+      <w:tr>
+        <w:trPr>
+          <w:cantSplit/>
+        </w:trPr>
+        <w:tc>
+          <w:tcPr>
+            <w:tcW w:type="dxa" w:w="4535"/>
+          </w:tcPr>
+          <w:p>
+            <w:pPr>
+              <w:spacing w:after="0" w:line="240" w:lineRule="auto"/>
+            </w:pPr>
+            <w:r/>
+            <w:r>
+              <w:rPr>
+                <w:sz w:val="19"/>
+              </w:rPr>
+              <w:t>Sales plan, 80% of units</w:t>
+            </w:r>
+          </w:p>
+        </w:tc>
+        <w:tc>
+          <w:tcPr>
+            <w:tcW w:type="dxa" w:w="2381"/>
+          </w:tcPr>
+          <w:p>
+            <w:pPr>
+              <w:spacing w:after="0" w:line="240" w:lineRule="auto"/>
+              <w:jc w:val="right"/>
+            </w:pPr>
+            <w:r/>
+            <w:r>
+              <w:rPr>
+                <w:sz w:val="19"/>
+              </w:rPr>
+              <w:t>2,674</w:t>
+            </w:r>
+          </w:p>
+        </w:tc>
+        <w:tc>
+          <w:tcPr>
+            <w:tcW w:type="dxa" w:w="2324"/>
+          </w:tcPr>
+          <w:p>
+            <w:pPr>
+              <w:spacing w:after="0" w:line="240" w:lineRule="auto"/>
+              <w:jc w:val="right"/>
+            </w:pPr>
+            <w:r/>
+            <w:r>
+              <w:rPr>
+                <w:sz w:val="19"/>
+              </w:rPr>
+              <w:t>2,253</w:t>
+            </w:r>
+          </w:p>
+        </w:tc>
+      </w:tr>
+      <w:tr>
+        <w:trPr>
+          <w:cantSplit/>
+        </w:trPr>
+        <w:tc>
+          <w:tcPr>
+            <w:tcW w:type="dxa" w:w="4535"/>
+            <w:shd w:val="clear" w:color="auto" w:fill="F2F4F7"/>
+          </w:tcPr>
+          <w:p>
+            <w:pPr>
+              <w:spacing w:after="0" w:line="240" w:lineRule="auto"/>
+            </w:pPr>
+            <w:r/>
+            <w:r>
+              <w:rPr>
+                <w:sz w:val="19"/>
+              </w:rPr>
+              <w:t>Collections</w:t>
+            </w:r>
+          </w:p>
+        </w:tc>
+        <w:tc>
+          <w:tcPr>
+            <w:tcW w:type="dxa" w:w="2381"/>
+            <w:shd w:val="clear" w:color="auto" w:fill="F2F4F7"/>
+          </w:tcPr>
+          <w:p>
+            <w:pPr>
+              <w:spacing w:after="0" w:line="240" w:lineRule="auto"/>
+              <w:jc w:val="right"/>
+            </w:pPr>
+            <w:r/>
+            <w:r>
+              <w:rPr>
+                <w:sz w:val="19"/>
+              </w:rPr>
+              <w:t>2,673.7</w:t>
+            </w:r>
+          </w:p>
+        </w:tc>
+        <w:tc>
+          <w:tcPr>
+            <w:tcW w:type="dxa" w:w="2324"/>
+            <w:shd w:val="clear" w:color="auto" w:fill="F2F4F7"/>
+          </w:tcPr>
+          <w:p>
+            <w:pPr>
+              <w:spacing w:after="0" w:line="240" w:lineRule="auto"/>
+              <w:jc w:val="right"/>
+            </w:pPr>
+            <w:r/>
+            <w:r>
+              <w:rPr>
+                <w:sz w:val="19"/>
+              </w:rPr>
+              <w:t>2,253.0</w:t>
+            </w:r>
+          </w:p>
+        </w:tc>
+      </w:tr>
+      <w:tr>
+        <w:trPr>
+          <w:cantSplit/>
+        </w:trPr>
+        <w:tc>
+          <w:tcPr>
+            <w:tcW w:type="dxa" w:w="4535"/>
+          </w:tcPr>
+          <w:p>
+            <w:pPr>
+              <w:spacing w:after="0" w:line="240" w:lineRule="auto"/>
+            </w:pPr>
+            <w:r/>
+            <w:r>
+              <w:rPr>
+                <w:sz w:val="19"/>
+              </w:rPr>
+              <w:t>Landlord payments</w:t>
+            </w:r>
+          </w:p>
+        </w:tc>
+        <w:tc>
+          <w:tcPr>
+            <w:tcW w:type="dxa" w:w="2381"/>
+          </w:tcPr>
+          <w:p>
+            <w:pPr>
+              <w:spacing w:after="0" w:line="240" w:lineRule="auto"/>
+              <w:jc w:val="right"/>
+            </w:pPr>
+            <w:r/>
+            <w:r>
+              <w:rPr>
+                <w:sz w:val="19"/>
+              </w:rPr>
+              <w:t>1,169.8</w:t>
+            </w:r>
+          </w:p>
+        </w:tc>
+        <w:tc>
+          <w:tcPr>
+            <w:tcW w:type="dxa" w:w="2324"/>
+          </w:tcPr>
+          <w:p>
+            <w:pPr>
+              <w:spacing w:after="0" w:line="240" w:lineRule="auto"/>
+              <w:jc w:val="right"/>
+            </w:pPr>
+            <w:r/>
+            <w:r>
+              <w:rPr>
+                <w:sz w:val="19"/>
+              </w:rPr>
+              <w:t>985.7</w:t>
+            </w:r>
+          </w:p>
+        </w:tc>
+      </w:tr>
+      <w:tr>
+        <w:trPr>
+          <w:cantSplit/>
+        </w:trPr>
+        <w:tc>
+          <w:tcPr>
+            <w:tcW w:type="dxa" w:w="4535"/>
+            <w:shd w:val="clear" w:color="auto" w:fill="F2F4F7"/>
+          </w:tcPr>
+          <w:p>
+            <w:pPr>
+              <w:spacing w:after="0" w:line="240" w:lineRule="auto"/>
+            </w:pPr>
+            <w:r/>
+            <w:r>
+              <w:rPr>
+                <w:sz w:val="19"/>
+              </w:rPr>
+              <w:t>Construction, commission and SG&amp;A</w:t>
+            </w:r>
+          </w:p>
+        </w:tc>
+        <w:tc>
+          <w:tcPr>
+            <w:tcW w:type="dxa" w:w="2381"/>
+            <w:shd w:val="clear" w:color="auto" w:fill="F2F4F7"/>
+          </w:tcPr>
+          <w:p>
+            <w:pPr>
+              <w:spacing w:after="0" w:line="240" w:lineRule="auto"/>
+              <w:jc w:val="right"/>
+            </w:pPr>
+            <w:r/>
+            <w:r>
+              <w:rPr>
+                <w:sz w:val="19"/>
+              </w:rPr>
+              <w:t>908.7</w:t>
+            </w:r>
+          </w:p>
+        </w:tc>
+        <w:tc>
+          <w:tcPr>
+            <w:tcW w:type="dxa" w:w="2324"/>
+            <w:shd w:val="clear" w:color="auto" w:fill="F2F4F7"/>
+          </w:tcPr>
+          <w:p>
+            <w:pPr>
+              <w:spacing w:after="0" w:line="240" w:lineRule="auto"/>
+              <w:jc w:val="right"/>
+            </w:pPr>
+            <w:r/>
+            <w:r>
+              <w:rPr>
+                <w:sz w:val="19"/>
+              </w:rPr>
+              <w:t>891.9</w:t>
+            </w:r>
+          </w:p>
+        </w:tc>
+      </w:tr>
+      <w:tr>
+        <w:trPr>
+          <w:cantSplit/>
+        </w:trPr>
+        <w:tc>
+          <w:tcPr>
+            <w:tcW w:type="dxa" w:w="4535"/>
+          </w:tcPr>
+          <w:p>
+            <w:pPr>
+              <w:spacing w:after="0" w:line="240" w:lineRule="auto"/>
+            </w:pPr>
+            <w:r/>
+            <w:r>
+              <w:rPr>
+                <w:sz w:val="19"/>
+              </w:rPr>
+              <w:t>Net cash flow, nominal</w:t>
+            </w:r>
+          </w:p>
+        </w:tc>
+        <w:tc>
+          <w:tcPr>
+            <w:tcW w:type="dxa" w:w="2381"/>
+          </w:tcPr>
+          <w:p>
+            <w:pPr>
+              <w:spacing w:after="0" w:line="240" w:lineRule="auto"/>
+              <w:jc w:val="right"/>
+            </w:pPr>
+            <w:r/>
+            <w:r>
+              <w:rPr>
+                <w:sz w:val="19"/>
+              </w:rPr>
+              <w:t>595.3</w:t>
+            </w:r>
+          </w:p>
+        </w:tc>
+        <w:tc>
+          <w:tcPr>
+            <w:tcW w:type="dxa" w:w="2324"/>
+          </w:tcPr>
+          <w:p>
+            <w:pPr>
+              <w:spacing w:after="0" w:line="240" w:lineRule="auto"/>
+              <w:jc w:val="right"/>
+            </w:pPr>
+            <w:r/>
+            <w:r>
+              <w:rPr>
+                <w:sz w:val="19"/>
+              </w:rPr>
+              <w:t>375.4</w:t>
+            </w:r>
+          </w:p>
+        </w:tc>
+      </w:tr>
+      <w:tr>
+        <w:trPr>
+          <w:cantSplit/>
+        </w:trPr>
+        <w:tc>
+          <w:tcPr>
+            <w:tcW w:type="dxa" w:w="4535"/>
+            <w:shd w:val="clear" w:color="auto" w:fill="F2F4F7"/>
+          </w:tcPr>
+          <w:p>
+            <w:pPr>
+              <w:spacing w:after="0" w:line="240" w:lineRule="auto"/>
+            </w:pPr>
+            <w:r/>
+            <w:r>
+              <w:rPr>
+                <w:sz w:val="19"/>
+              </w:rPr>
+              <w:t>NPV at 14%</w:t>
+            </w:r>
+          </w:p>
+        </w:tc>
+        <w:tc>
+          <w:tcPr>
+            <w:tcW w:type="dxa" w:w="2381"/>
+            <w:shd w:val="clear" w:color="auto" w:fill="F2F4F7"/>
+          </w:tcPr>
+          <w:p>
+            <w:pPr>
+              <w:spacing w:after="0" w:line="240" w:lineRule="auto"/>
+              <w:jc w:val="right"/>
+            </w:pPr>
+            <w:r/>
+            <w:r>
+              <w:rPr>
+                <w:sz w:val="19"/>
+              </w:rPr>
+              <w:t>307.5</w:t>
+            </w:r>
+          </w:p>
+        </w:tc>
+        <w:tc>
+          <w:tcPr>
+            <w:tcW w:type="dxa" w:w="2324"/>
+            <w:shd w:val="clear" w:color="auto" w:fill="F2F4F7"/>
+          </w:tcPr>
+          <w:p>
+            <w:pPr>
+              <w:spacing w:after="0" w:line="240" w:lineRule="auto"/>
+              <w:jc w:val="right"/>
+            </w:pPr>
+            <w:r/>
+            <w:r>
+              <w:rPr>
+                <w:sz w:val="19"/>
+              </w:rPr>
+              <w:t>215.3</w:t>
+            </w:r>
+          </w:p>
+        </w:tc>
+      </w:tr>
+      <w:tr>
+        <w:trPr>
+          <w:cantSplit/>
+        </w:trPr>
+        <w:tc>
+          <w:tcPr>
+            <w:tcW w:type="dxa" w:w="4535"/>
+          </w:tcPr>
+          <w:p>
+            <w:pPr>
+              <w:spacing w:after="0" w:line="240" w:lineRule="auto"/>
+            </w:pPr>
+            <w:r/>
+            <w:r>
+              <w:rPr>
+                <w:sz w:val="19"/>
+              </w:rPr>
+              <w:t>Peak cumulative shortage (month)</w:t>
+            </w:r>
+          </w:p>
+        </w:tc>
+        <w:tc>
+          <w:tcPr>
+            <w:tcW w:type="dxa" w:w="2381"/>
+          </w:tcPr>
+          <w:p>
+            <w:pPr>
+              <w:spacing w:after="0" w:line="240" w:lineRule="auto"/>
+              <w:jc w:val="right"/>
+            </w:pPr>
+            <w:r/>
+            <w:r>
+              <w:rPr>
+                <w:sz w:val="19"/>
+              </w:rPr>
+              <w:t>102.0 (30)</w:t>
+            </w:r>
+          </w:p>
+        </w:tc>
+        <w:tc>
+          <w:tcPr>
+            <w:tcW w:type="dxa" w:w="2324"/>
+          </w:tcPr>
+          <w:p>
+            <w:pPr>
+              <w:spacing w:after="0" w:line="240" w:lineRule="auto"/>
+              <w:jc w:val="right"/>
+            </w:pPr>
+            <w:r/>
+            <w:r>
+              <w:rPr>
+                <w:sz w:val="19"/>
+              </w:rPr>
+              <w:t>102.5 (6)</w:t>
+            </w:r>
+          </w:p>
+        </w:tc>
+      </w:tr>
+    </w:tbl>
+    <w:p>
+      <w:pPr>
+        <w:spacing w:after="80"/>
+      </w:pPr>
+    </w:p>
+    <w:p>
+      <w:pPr>
+        <w:keepNext/>
+        <w:jc w:val="center"/>
+      </w:pPr>
+      <w:r>
+        <w:drawing>
+          <wp:inline xmlns:a="http://schemas.openxmlformats.org/drawingml/2006/main" xmlns:pic="http://schemas.openxmlformats.org/drawingml/2006/picture">
+            <wp:extent cx="5580000" cy="2635000"/>
+            <wp:docPr id="3" name="Picture 3"/>
+            <wp:cNvGraphicFramePr>
+              <a:graphicFrameLocks noChangeAspect="1"/>
+            </wp:cNvGraphicFramePr>
+            <a:graphic>
+              <a:graphicData uri="http://schemas.openxmlformats.org/drawingml/2006/picture">
+                <pic:pic>
+                  <pic:nvPicPr>
+                    <pic:cNvPr id="0" name="fig_comb.png"/>
+                    <pic:cNvPicPr/>
+                  </pic:nvPicPr>
+                  <pic:blipFill>
+                    <a:blip r:embed="rId13"/>
+                    <a:stretch>
+                      <a:fillRect/>
+                    </a:stretch>
+                  </pic:blipFill>
+                  <pic:spPr>
+                    <a:xfrm>
+                      <a:off x="0" y="0"/>
+                      <a:ext cx="5580000" cy="2635000"/>
+                    </a:xfrm>
+                    <a:prstGeom prst="rect"/>
+                  </pic:spPr>
+                </pic:pic>
+              </a:graphicData>
+            </a:graphic>
+          </wp:inline>
+        </w:drawing>
+      </w:r>
+    </w:p>
+    <w:p>
+      <w:pPr>
+        <w:jc w:val="center"/>
+      </w:pPr>
+      <w:r>
+        <w:rPr>
+          <w:b/>
+          <w:color w:val="17324D"/>
+          <w:sz w:val="18"/>
+        </w:rPr>
+        <w:t xml:space="preserve">Figure 3: Cumulative net cash flow of the two projects and combined. </w:t>
+      </w:r>
+      <w:r>
+        <w:rPr>
+          <w:i/>
+          <w:color w:val="6B7280"/>
+          <w:sz w:val="18"/>
+        </w:rPr>
+        <w:t>Source: Jalour financial model; Financial Annex, Combined_Position sheet</w:t>
+      </w:r>
+    </w:p>
+    <w:p>
+      <w:pPr>
+        <w:keepNext/>
+        <w:spacing w:after="60"/>
+      </w:pPr>
+      <w:r>
+        <w:rPr>
+          <w:b/>
+          <w:color w:val="17324D"/>
+          <w:sz w:val="19"/>
+        </w:rPr>
+        <w:t>Table 18: Peak shortage by case, each project and combined</w:t>
+      </w:r>
+    </w:p>
+    <w:tbl>
+      <w:tblPr>
+        <w:tblW w:type="auto" w:w="0"/>
+        <w:jc w:val="center"/>
+        <w:tblBorders>
+          <w:top w:val="single" w:sz="4" w:space="0" w:color="C9CFD8"/>
+          <w:left w:val="single" w:sz="4" w:space="0" w:color="C9CFD8"/>
+          <w:bottom w:val="single" w:sz="4" w:space="0" w:color="C9CFD8"/>
+          <w:right w:val="single" w:sz="4" w:space="0" w:color="C9CFD8"/>
+          <w:insideH w:val="single" w:sz="4" w:space="0" w:color="C9CFD8"/>
+          <w:insideV w:val="single" w:sz="4" w:space="0" w:color="C9CFD8"/>
+        </w:tblBorders>
+        <w:tblLayout w:type="fixed"/>
+        <w:tblCellMar>
+          <w:top w:w="40" w:type="dxa"/>
+          <w:left w:w="80" w:type="dxa"/>
+          <w:bottom w:w="40" w:type="dxa"/>
+          <w:right w:w="80" w:type="dxa"/>
+        </w:tblCellMar>
+        <w:tblLook w:firstColumn="1" w:firstRow="1" w:lastColumn="0" w:lastRow="0" w:noHBand="0" w:noVBand="1" w:val="04A0"/>
+      </w:tblPr>
+      <w:tblGrid>
+        <w:gridCol w:w="1860"/>
+        <w:gridCol w:w="1860"/>
+        <w:gridCol w:w="1860"/>
+        <w:gridCol w:w="1860"/>
+        <w:gridCol w:w="1860"/>
+      </w:tblGrid>
+      <w:tr>
+        <w:trPr>
+          <w:cantSplit/>
+          <w:tblHeader/>
+        </w:trPr>
+        <w:tc>
+          <w:tcPr>
+            <w:tcW w:type="dxa" w:w="4082"/>
+            <w:shd w:val="clear" w:color="auto" w:fill="17324D"/>
+          </w:tcPr>
+          <w:p>
+            <w:pPr>
+              <w:spacing w:after="0" w:line="240" w:lineRule="auto"/>
+            </w:pPr>
+            <w:r/>
+            <w:r>
+              <w:rPr>
+                <w:b/>
+                <w:color w:val="FFFFFF"/>
+                <w:sz w:val="18"/>
+              </w:rPr>
+              <w:t>Peak cumulative shortage (EGP million)</w:t>
+            </w:r>
+          </w:p>
+        </w:tc>
+        <w:tc>
+          <w:tcPr>
+            <w:tcW w:type="dxa" w:w="1361"/>
+            <w:shd w:val="clear" w:color="auto" w:fill="17324D"/>
+          </w:tcPr>
+          <w:p>
+            <w:pPr>
+              <w:spacing w:after="0" w:line="240" w:lineRule="auto"/>
+              <w:jc w:val="right"/>
+            </w:pPr>
+            <w:r/>
+            <w:r>
+              <w:rPr>
+                <w:b/>
+                <w:color w:val="FFFFFF"/>
+                <w:sz w:val="18"/>
+              </w:rPr>
+              <w:t>L'avenir</w:t>
+            </w:r>
+          </w:p>
+        </w:tc>
+        <w:tc>
+          <w:tcPr>
+            <w:tcW w:type="dxa" w:w="1361"/>
+            <w:shd w:val="clear" w:color="auto" w:fill="17324D"/>
+          </w:tcPr>
+          <w:p>
+            <w:pPr>
+              <w:spacing w:after="0" w:line="240" w:lineRule="auto"/>
+              <w:jc w:val="right"/>
+            </w:pPr>
+            <w:r/>
+            <w:r>
+              <w:rPr>
+                <w:b/>
+                <w:color w:val="FFFFFF"/>
+                <w:sz w:val="18"/>
+              </w:rPr>
+              <w:t>Green Square</w:t>
+            </w:r>
+          </w:p>
+        </w:tc>
+        <w:tc>
+          <w:tcPr>
+            <w:tcW w:type="dxa" w:w="1247"/>
+            <w:shd w:val="clear" w:color="auto" w:fill="17324D"/>
+          </w:tcPr>
+          <w:p>
+            <w:pPr>
+              <w:spacing w:after="0" w:line="240" w:lineRule="auto"/>
+              <w:jc w:val="right"/>
+            </w:pPr>
+            <w:r/>
+            <w:r>
+              <w:rPr>
+                <w:b/>
+                <w:color w:val="FFFFFF"/>
+                <w:sz w:val="18"/>
+              </w:rPr>
+              <w:t>Combined</w:t>
+            </w:r>
+          </w:p>
+        </w:tc>
+        <w:tc>
+          <w:tcPr>
+            <w:tcW w:type="dxa" w:w="1191"/>
+            <w:shd w:val="clear" w:color="auto" w:fill="17324D"/>
+          </w:tcPr>
+          <w:p>
+            <w:pPr>
+              <w:spacing w:after="0" w:line="240" w:lineRule="auto"/>
+              <w:jc w:val="right"/>
+            </w:pPr>
+            <w:r/>
+            <w:r>
+              <w:rPr>
+                <w:b/>
+                <w:color w:val="FFFFFF"/>
+                <w:sz w:val="18"/>
+              </w:rPr>
+              <w:t>Month of combined peak</w:t>
+            </w:r>
+          </w:p>
+        </w:tc>
+      </w:tr>
+      <w:tr>
+        <w:trPr>
+          <w:cantSplit/>
+        </w:trPr>
+        <w:tc>
+          <w:tcPr>
+            <w:tcW w:type="dxa" w:w="4082"/>
+          </w:tcPr>
+          <w:p>
+            <w:pPr>
+              <w:spacing w:after="0" w:line="240" w:lineRule="auto"/>
+            </w:pPr>
+            <w:r/>
+            <w:r>
+              <w:rPr>
+                <w:sz w:val="18"/>
+              </w:rPr>
+              <w:t>Base case</w:t>
+            </w:r>
+          </w:p>
+        </w:tc>
+        <w:tc>
+          <w:tcPr>
+            <w:tcW w:type="dxa" w:w="1361"/>
+          </w:tcPr>
+          <w:p>
+            <w:pPr>
+              <w:spacing w:after="0" w:line="240" w:lineRule="auto"/>
+              <w:jc w:val="right"/>
+            </w:pPr>
+            <w:r/>
+            <w:r>
+              <w:rPr>
+                <w:sz w:val="18"/>
+              </w:rPr>
+              <w:t>102</w:t>
+            </w:r>
+          </w:p>
+        </w:tc>
+        <w:tc>
+          <w:tcPr>
+            <w:tcW w:type="dxa" w:w="1361"/>
+          </w:tcPr>
+          <w:p>
+            <w:pPr>
+              <w:spacing w:after="0" w:line="240" w:lineRule="auto"/>
+              <w:jc w:val="right"/>
+            </w:pPr>
+            <w:r/>
+            <w:r>
+              <w:rPr>
+                <w:sz w:val="18"/>
+              </w:rPr>
+              <w:t>102</w:t>
+            </w:r>
+          </w:p>
+        </w:tc>
+        <w:tc>
+          <w:tcPr>
+            <w:tcW w:type="dxa" w:w="1247"/>
+          </w:tcPr>
+          <w:p>
+            <w:pPr>
+              <w:spacing w:after="0" w:line="240" w:lineRule="auto"/>
+              <w:jc w:val="right"/>
+            </w:pPr>
+            <w:r/>
+            <w:r>
+              <w:rPr>
+                <w:sz w:val="18"/>
+              </w:rPr>
+              <w:t>168</w:t>
+            </w:r>
+          </w:p>
+        </w:tc>
+        <w:tc>
+          <w:tcPr>
+            <w:tcW w:type="dxa" w:w="1191"/>
+          </w:tcPr>
+          <w:p>
+            <w:pPr>
+              <w:spacing w:after="0" w:line="240" w:lineRule="auto"/>
+              <w:jc w:val="right"/>
+            </w:pPr>
+            <w:r/>
+            <w:r>
+              <w:rPr>
+                <w:sz w:val="18"/>
+              </w:rPr>
+              <w:t>15</w:t>
+            </w:r>
+          </w:p>
+        </w:tc>
+      </w:tr>
+      <w:tr>
+        <w:trPr>
+          <w:cantSplit/>
+        </w:trPr>
+        <w:tc>
+          <w:tcPr>
+            <w:tcW w:type="dxa" w:w="4082"/>
+            <w:shd w:val="clear" w:color="auto" w:fill="F2F4F7"/>
+          </w:tcPr>
+          <w:p>
+            <w:pPr>
+              <w:spacing w:after="0" w:line="240" w:lineRule="auto"/>
+            </w:pPr>
+            <w:r/>
+            <w:r>
+              <w:rPr>
+                <w:sz w:val="18"/>
+              </w:rPr>
+              <w:t>Downside: sales +12 months, prices -10%</w:t>
+            </w:r>
+          </w:p>
+        </w:tc>
+        <w:tc>
+          <w:tcPr>
+            <w:tcW w:type="dxa" w:w="1361"/>
+            <w:shd w:val="clear" w:color="auto" w:fill="F2F4F7"/>
+          </w:tcPr>
+          <w:p>
+            <w:pPr>
+              <w:spacing w:after="0" w:line="240" w:lineRule="auto"/>
+              <w:jc w:val="right"/>
+            </w:pPr>
+            <w:r/>
+            <w:r>
+              <w:rPr>
+                <w:sz w:val="18"/>
+              </w:rPr>
+              <w:t>849</w:t>
+            </w:r>
+          </w:p>
+        </w:tc>
+        <w:tc>
+          <w:tcPr>
+            <w:tcW w:type="dxa" w:w="1361"/>
+            <w:shd w:val="clear" w:color="auto" w:fill="F2F4F7"/>
+          </w:tcPr>
+          <w:p>
+            <w:pPr>
+              <w:spacing w:after="0" w:line="240" w:lineRule="auto"/>
+              <w:jc w:val="right"/>
+            </w:pPr>
+            <w:r/>
+            <w:r>
+              <w:rPr>
+                <w:sz w:val="18"/>
+              </w:rPr>
+              <w:t>441</w:t>
+            </w:r>
+          </w:p>
+        </w:tc>
+        <w:tc>
+          <w:tcPr>
+            <w:tcW w:type="dxa" w:w="1247"/>
+            <w:shd w:val="clear" w:color="auto" w:fill="F2F4F7"/>
+          </w:tcPr>
+          <w:p>
+            <w:pPr>
+              <w:spacing w:after="0" w:line="240" w:lineRule="auto"/>
+              <w:jc w:val="right"/>
+            </w:pPr>
+            <w:r/>
+            <w:r>
+              <w:rPr>
+                <w:sz w:val="18"/>
+              </w:rPr>
+              <w:t>1,089</w:t>
+            </w:r>
+          </w:p>
+        </w:tc>
+        <w:tc>
+          <w:tcPr>
+            <w:tcW w:type="dxa" w:w="1191"/>
+            <w:shd w:val="clear" w:color="auto" w:fill="F2F4F7"/>
+          </w:tcPr>
+          <w:p>
+            <w:pPr>
+              <w:spacing w:after="0" w:line="240" w:lineRule="auto"/>
+              <w:jc w:val="right"/>
+            </w:pPr>
+            <w:r/>
+            <w:r>
+              <w:rPr>
+                <w:sz w:val="18"/>
+              </w:rPr>
+              <w:t>54</w:t>
+            </w:r>
+          </w:p>
+        </w:tc>
+      </w:tr>
+      <w:tr>
+        <w:trPr>
+          <w:cantSplit/>
+        </w:trPr>
+        <w:tc>
+          <w:tcPr>
+            <w:tcW w:type="dxa" w:w="4082"/>
+          </w:tcPr>
+          <w:p>
+            <w:pPr>
+              <w:spacing w:after="0" w:line="240" w:lineRule="auto"/>
+            </w:pPr>
+            <w:r/>
+            <w:r>
+              <w:rPr>
+                <w:sz w:val="18"/>
+              </w:rPr>
+              <w:t>Upside: prices +10%</w:t>
+            </w:r>
+          </w:p>
+        </w:tc>
+        <w:tc>
+          <w:tcPr>
+            <w:tcW w:type="dxa" w:w="1361"/>
+          </w:tcPr>
+          <w:p>
+            <w:pPr>
+              <w:spacing w:after="0" w:line="240" w:lineRule="auto"/>
+              <w:jc w:val="right"/>
+            </w:pPr>
+            <w:r/>
+            <w:r>
+              <w:rPr>
+                <w:sz w:val="18"/>
+              </w:rPr>
+              <w:t>88</w:t>
+            </w:r>
+          </w:p>
+        </w:tc>
+        <w:tc>
+          <w:tcPr>
+            <w:tcW w:type="dxa" w:w="1361"/>
+          </w:tcPr>
+          <w:p>
+            <w:pPr>
+              <w:spacing w:after="0" w:line="240" w:lineRule="auto"/>
+              <w:jc w:val="right"/>
+            </w:pPr>
+            <w:r/>
+            <w:r>
+              <w:rPr>
+                <w:sz w:val="18"/>
+              </w:rPr>
+              <w:t>102</w:t>
+            </w:r>
+          </w:p>
+        </w:tc>
+        <w:tc>
+          <w:tcPr>
+            <w:tcW w:type="dxa" w:w="1247"/>
+          </w:tcPr>
+          <w:p>
+            <w:pPr>
+              <w:spacing w:after="0" w:line="240" w:lineRule="auto"/>
+              <w:jc w:val="right"/>
+            </w:pPr>
+            <w:r/>
+            <w:r>
+              <w:rPr>
+                <w:sz w:val="18"/>
+              </w:rPr>
+              <w:t>160</w:t>
+            </w:r>
+          </w:p>
+        </w:tc>
+        <w:tc>
+          <w:tcPr>
+            <w:tcW w:type="dxa" w:w="1191"/>
+          </w:tcPr>
+          <w:p>
+            <w:pPr>
+              <w:spacing w:after="0" w:line="240" w:lineRule="auto"/>
+              <w:jc w:val="right"/>
+            </w:pPr>
+            <w:r/>
+            <w:r>
+              <w:rPr>
+                <w:sz w:val="18"/>
+              </w:rPr>
+              <w:t>12</w:t>
+            </w:r>
+          </w:p>
+        </w:tc>
+      </w:tr>
+      <w:tr>
+        <w:trPr>
+          <w:cantSplit/>
+        </w:trPr>
+        <w:tc>
+          <w:tcPr>
+            <w:tcW w:type="dxa" w:w="4082"/>
+            <w:shd w:val="clear" w:color="auto" w:fill="F2F4F7"/>
+          </w:tcPr>
+          <w:p>
+            <w:pPr>
+              <w:spacing w:after="0" w:line="240" w:lineRule="auto"/>
+            </w:pPr>
+            <w:r/>
+            <w:r>
+              <w:rPr>
+                <w:sz w:val="18"/>
+              </w:rPr>
+              <w:t>Construction cost +10%</w:t>
+            </w:r>
+          </w:p>
+        </w:tc>
+        <w:tc>
+          <w:tcPr>
+            <w:tcW w:type="dxa" w:w="1361"/>
+            <w:shd w:val="clear" w:color="auto" w:fill="F2F4F7"/>
+          </w:tcPr>
+          <w:p>
+            <w:pPr>
+              <w:spacing w:after="0" w:line="240" w:lineRule="auto"/>
+              <w:jc w:val="right"/>
+            </w:pPr>
+            <w:r/>
+            <w:r>
+              <w:rPr>
+                <w:sz w:val="18"/>
+              </w:rPr>
+              <w:t>117</w:t>
+            </w:r>
+          </w:p>
+        </w:tc>
+        <w:tc>
+          <w:tcPr>
+            <w:tcW w:type="dxa" w:w="1361"/>
+            <w:shd w:val="clear" w:color="auto" w:fill="F2F4F7"/>
+          </w:tcPr>
+          <w:p>
+            <w:pPr>
+              <w:spacing w:after="0" w:line="240" w:lineRule="auto"/>
+              <w:jc w:val="right"/>
+            </w:pPr>
+            <w:r/>
+            <w:r>
+              <w:rPr>
+                <w:sz w:val="18"/>
+              </w:rPr>
+              <w:t>102</w:t>
+            </w:r>
+          </w:p>
+        </w:tc>
+        <w:tc>
+          <w:tcPr>
+            <w:tcW w:type="dxa" w:w="1247"/>
+            <w:shd w:val="clear" w:color="auto" w:fill="F2F4F7"/>
+          </w:tcPr>
+          <w:p>
+            <w:pPr>
+              <w:spacing w:after="0" w:line="240" w:lineRule="auto"/>
+              <w:jc w:val="right"/>
+            </w:pPr>
+            <w:r/>
+            <w:r>
+              <w:rPr>
+                <w:sz w:val="18"/>
+              </w:rPr>
+              <w:t>193</w:t>
+            </w:r>
+          </w:p>
+        </w:tc>
+        <w:tc>
+          <w:tcPr>
+            <w:tcW w:type="dxa" w:w="1191"/>
+            <w:shd w:val="clear" w:color="auto" w:fill="F2F4F7"/>
+          </w:tcPr>
+          <w:p>
+            <w:pPr>
+              <w:spacing w:after="0" w:line="240" w:lineRule="auto"/>
+              <w:jc w:val="right"/>
+            </w:pPr>
+            <w:r/>
+            <w:r>
+              <w:rPr>
+                <w:sz w:val="18"/>
+              </w:rPr>
+              <w:t>27</w:t>
+            </w:r>
+          </w:p>
+        </w:tc>
+      </w:tr>
+      <w:tr>
+        <w:trPr>
+          <w:cantSplit/>
+        </w:trPr>
+        <w:tc>
+          <w:tcPr>
+            <w:tcW w:type="dxa" w:w="4082"/>
+          </w:tcPr>
+          <w:p>
+            <w:pPr>
+              <w:spacing w:after="0" w:line="240" w:lineRule="auto"/>
+            </w:pPr>
+            <w:r/>
+            <w:r>
+              <w:rPr>
+                <w:sz w:val="18"/>
+              </w:rPr>
+              <w:t>Collections slip 2 quarters</w:t>
+            </w:r>
+          </w:p>
+        </w:tc>
+        <w:tc>
+          <w:tcPr>
+            <w:tcW w:type="dxa" w:w="1361"/>
+          </w:tcPr>
+          <w:p>
+            <w:pPr>
+              <w:spacing w:after="0" w:line="240" w:lineRule="auto"/>
+              <w:jc w:val="right"/>
+            </w:pPr>
+            <w:r/>
+            <w:r>
+              <w:rPr>
+                <w:sz w:val="18"/>
+              </w:rPr>
+              <w:t>381</w:t>
+            </w:r>
+          </w:p>
+        </w:tc>
+        <w:tc>
+          <w:tcPr>
+            <w:tcW w:type="dxa" w:w="1361"/>
+          </w:tcPr>
+          <w:p>
+            <w:pPr>
+              <w:spacing w:after="0" w:line="240" w:lineRule="auto"/>
+              <w:jc w:val="right"/>
+            </w:pPr>
+            <w:r/>
+            <w:r>
+              <w:rPr>
+                <w:sz w:val="18"/>
+              </w:rPr>
+              <w:t>236</w:t>
+            </w:r>
+          </w:p>
+        </w:tc>
+        <w:tc>
+          <w:tcPr>
+            <w:tcW w:type="dxa" w:w="1247"/>
+          </w:tcPr>
+          <w:p>
+            <w:pPr>
+              <w:spacing w:after="0" w:line="240" w:lineRule="auto"/>
+              <w:jc w:val="right"/>
+            </w:pPr>
+            <w:r/>
+            <w:r>
+              <w:rPr>
+                <w:sz w:val="18"/>
+              </w:rPr>
+              <w:t>478</w:t>
+            </w:r>
+          </w:p>
+        </w:tc>
+        <w:tc>
+          <w:tcPr>
+            <w:tcW w:type="dxa" w:w="1191"/>
+          </w:tcPr>
+          <w:p>
+            <w:pPr>
+              <w:spacing w:after="0" w:line="240" w:lineRule="auto"/>
+              <w:jc w:val="right"/>
+            </w:pPr>
+            <w:r/>
+            <w:r>
+              <w:rPr>
+                <w:sz w:val="18"/>
+              </w:rPr>
+              <w:t>30</w:t>
+            </w:r>
+          </w:p>
+        </w:tc>
+      </w:tr>
+      <w:tr>
+        <w:trPr>
+          <w:cantSplit/>
+        </w:trPr>
+        <w:tc>
+          <w:tcPr>
+            <w:tcW w:type="dxa" w:w="4082"/>
+            <w:shd w:val="clear" w:color="auto" w:fill="F2F4F7"/>
+          </w:tcPr>
+          <w:p>
+            <w:pPr>
+              <w:spacing w:after="0" w:line="240" w:lineRule="auto"/>
+            </w:pPr>
+            <w:r/>
+            <w:r>
+              <w:rPr>
+                <w:sz w:val="18"/>
+              </w:rPr>
+              <w:t>Delivery payments at handover</w:t>
+            </w:r>
+          </w:p>
+        </w:tc>
+        <w:tc>
+          <w:tcPr>
+            <w:tcW w:type="dxa" w:w="1361"/>
+            <w:shd w:val="clear" w:color="auto" w:fill="F2F4F7"/>
+          </w:tcPr>
+          <w:p>
+            <w:pPr>
+              <w:spacing w:after="0" w:line="240" w:lineRule="auto"/>
+              <w:jc w:val="right"/>
+            </w:pPr>
+            <w:r/>
+            <w:r>
+              <w:rPr>
+                <w:sz w:val="18"/>
+              </w:rPr>
+              <w:t>244</w:t>
+            </w:r>
+          </w:p>
+        </w:tc>
+        <w:tc>
+          <w:tcPr>
+            <w:tcW w:type="dxa" w:w="1361"/>
+            <w:shd w:val="clear" w:color="auto" w:fill="F2F4F7"/>
+          </w:tcPr>
+          <w:p>
+            <w:pPr>
+              <w:spacing w:after="0" w:line="240" w:lineRule="auto"/>
+              <w:jc w:val="right"/>
+            </w:pPr>
+            <w:r/>
+            <w:r>
+              <w:rPr>
+                <w:sz w:val="18"/>
+              </w:rPr>
+              <w:t>269</w:t>
+            </w:r>
+          </w:p>
+        </w:tc>
+        <w:tc>
+          <w:tcPr>
+            <w:tcW w:type="dxa" w:w="1247"/>
+            <w:shd w:val="clear" w:color="auto" w:fill="F2F4F7"/>
+          </w:tcPr>
+          <w:p>
+            <w:pPr>
+              <w:spacing w:after="0" w:line="240" w:lineRule="auto"/>
+              <w:jc w:val="right"/>
+            </w:pPr>
+            <w:r/>
+            <w:r>
+              <w:rPr>
+                <w:sz w:val="18"/>
+              </w:rPr>
+              <w:t>318</w:t>
+            </w:r>
+          </w:p>
+        </w:tc>
+        <w:tc>
+          <w:tcPr>
+            <w:tcW w:type="dxa" w:w="1191"/>
+            <w:shd w:val="clear" w:color="auto" w:fill="F2F4F7"/>
+          </w:tcPr>
+          <w:p>
+            <w:pPr>
+              <w:spacing w:after="0" w:line="240" w:lineRule="auto"/>
+              <w:jc w:val="right"/>
+            </w:pPr>
+            <w:r/>
+            <w:r>
+              <w:rPr>
+                <w:sz w:val="18"/>
+              </w:rPr>
+              <w:t>45</w:t>
+            </w:r>
+          </w:p>
+        </w:tc>
+      </w:tr>
+      <w:tr>
+        <w:trPr>
+          <w:cantSplit/>
+        </w:trPr>
+        <w:tc>
+          <w:tcPr>
+            <w:tcW w:type="dxa" w:w="4082"/>
+          </w:tcPr>
+          <w:p>
+            <w:pPr>
+              <w:spacing w:after="0" w:line="240" w:lineRule="auto"/>
+            </w:pPr>
+            <w:r/>
+            <w:r>
+              <w:rPr>
+                <w:sz w:val="18"/>
+              </w:rPr>
+              <w:t>Handover payments and downside combined</w:t>
+            </w:r>
+          </w:p>
+        </w:tc>
+        <w:tc>
+          <w:tcPr>
+            <w:tcW w:type="dxa" w:w="1361"/>
+          </w:tcPr>
+          <w:p>
+            <w:pPr>
+              <w:spacing w:after="0" w:line="240" w:lineRule="auto"/>
+              <w:jc w:val="right"/>
+            </w:pPr>
+            <w:r/>
+            <w:r>
+              <w:rPr>
+                <w:sz w:val="18"/>
+              </w:rPr>
+              <w:t>849</w:t>
+            </w:r>
+          </w:p>
+        </w:tc>
+        <w:tc>
+          <w:tcPr>
+            <w:tcW w:type="dxa" w:w="1361"/>
+          </w:tcPr>
+          <w:p>
+            <w:pPr>
+              <w:spacing w:after="0" w:line="240" w:lineRule="auto"/>
+              <w:jc w:val="right"/>
+            </w:pPr>
+            <w:r/>
+            <w:r>
+              <w:rPr>
+                <w:sz w:val="18"/>
+              </w:rPr>
+              <w:t>729</w:t>
+            </w:r>
+          </w:p>
+        </w:tc>
+        <w:tc>
+          <w:tcPr>
+            <w:tcW w:type="dxa" w:w="1247"/>
+          </w:tcPr>
+          <w:p>
+            <w:pPr>
+              <w:spacing w:after="0" w:line="240" w:lineRule="auto"/>
+              <w:jc w:val="right"/>
+            </w:pPr>
+            <w:r/>
+            <w:r>
+              <w:rPr>
+                <w:sz w:val="18"/>
+              </w:rPr>
+              <w:t>1,531</w:t>
+            </w:r>
+          </w:p>
+        </w:tc>
+        <w:tc>
+          <w:tcPr>
+            <w:tcW w:type="dxa" w:w="1191"/>
+          </w:tcPr>
+          <w:p>
+            <w:pPr>
+              <w:spacing w:after="0" w:line="240" w:lineRule="auto"/>
+              <w:jc w:val="right"/>
+            </w:pPr>
+            <w:r/>
+            <w:r>
+              <w:rPr>
+                <w:sz w:val="18"/>
+              </w:rPr>
+              <w:t>54</w:t>
+            </w:r>
+          </w:p>
+        </w:tc>
+      </w:tr>
+    </w:tbl>
+    <w:p>
+      <w:pPr>
+        <w:spacing w:after="80"/>
+      </w:pPr>
+    </w:p>
+    <w:p>
+      <w:r>
+        <w:rPr>
+          <w:b w:val="0"/>
+          <w:i w:val="0"/>
+        </w:rPr>
+        <w:t>In the base case the combined position is lowest at EGP 168.0 million in month 15 and is positive from month 30. At the month 54 peak of L'avenir's own downside, Green Square's base-case cumulative position is EGP 135 million.</w:t>
+      </w:r>
+    </w:p>
+    <w:p>
+      <w:r>
+        <w:rPr>
+          <w:b w:val="0"/>
+          <w:i w:val="0"/>
+        </w:rPr>
+        <w:t>The stress cases matter more than the base case. When sales slip or delivery payments arrive late, both projects are short at the same time, and the combined need is the sum of the two, not the offset of one against the other. Jalour's ability to cover gaps therefore rests mainly on its cash reserves and on its other projects' cash outside these two, which are not shown here. Showing the two projects together does not create any cross-collateral or cross-default; the investor's claim is on this project's company only.</w:t>
+      </w:r>
+    </w:p>
+    <w:p>
+      <w:pPr>
         <w:pStyle w:val="Heading1"/>
         <w:pageBreakBefore/>
       </w:pPr>
@@ -10565,7 +12140,7 @@
           <w:color w:val="17324D"/>
           <w:sz w:val="19"/>
         </w:rPr>
-        <w:t>Table 17: Option A terms</w:t>
+        <w:t>Table 19: Option A terms</w:t>
       </w:r>
     </w:p>
     <w:tbl>
@@ -11001,7 +12576,7 @@
           <w:color w:val="17324D"/>
           <w:sz w:val="19"/>
         </w:rPr>
-        <w:t>Table 18: Option B terms</w:t>
+        <w:t>Table 20: Option B terms</w:t>
       </w:r>
     </w:p>
     <w:tbl>
@@ -11338,7 +12913,7 @@
           <w:color w:val="17324D"/>
           <w:sz w:val="19"/>
         </w:rPr>
-        <w:t>Table 19: Option B payment schedule</w:t>
+        <w:t>Table 21: Option B payment schedule</w:t>
       </w:r>
     </w:p>
     <w:tbl>
@@ -12458,7 +14033,7 @@
           <w:color w:val="17324D"/>
           <w:sz w:val="19"/>
         </w:rPr>
-        <w:t>Table 20: Option A investor returns</w:t>
+        <w:t>Table 22: Option A investor returns</w:t>
       </w:r>
     </w:p>
     <w:tbl>
@@ -13064,7 +14639,7 @@
           <w:color w:val="17324D"/>
           <w:sz w:val="19"/>
         </w:rPr>
-        <w:t>Table 21: Sensitivity to the face multiple</w:t>
+        <w:t>Table 23: Sensitivity to the face multiple</w:t>
       </w:r>
     </w:p>
     <w:tbl>
@@ -13602,7 +15177,7 @@
         <w:drawing>
           <wp:inline xmlns:a="http://schemas.openxmlformats.org/drawingml/2006/main" xmlns:pic="http://schemas.openxmlformats.org/drawingml/2006/picture">
             <wp:extent cx="5580000" cy="2635000"/>
-            <wp:docPr id="3" name="Picture 3"/>
+            <wp:docPr id="4" name="Picture 4"/>
             <wp:cNvGraphicFramePr>
               <a:graphicFrameLocks noChangeAspect="1"/>
             </wp:cNvGraphicFramePr>
@@ -13614,7 +15189,7 @@
                     <pic:cNvPicPr/>
                   </pic:nvPicPr>
                   <pic:blipFill>
-                    <a:blip r:embed="rId13"/>
+                    <a:blip r:embed="rId14"/>
                     <a:stretch>
                       <a:fillRect/>
                     </a:stretch>
@@ -13643,7 +15218,7 @@
           <w:color w:val="17324D"/>
           <w:sz w:val="18"/>
         </w:rPr>
-        <w:t xml:space="preserve">Figure 3: Cumulative investor cash flow by option. </w:t>
+        <w:t xml:space="preserve">Figure 4: Cumulative investor cash flow by option. </w:t>
       </w:r>
       <w:r>
         <w:rPr>
@@ -13673,7 +15248,7 @@
           <w:color w:val="17324D"/>
           <w:sz w:val="19"/>
         </w:rPr>
-        <w:t>Table 22: Option B (fixed instalments)</w:t>
+        <w:t>Table 24: Option B (fixed instalments)</w:t>
       </w:r>
     </w:p>
     <w:tbl>
@@ -14234,7 +15809,7 @@
           <w:color w:val="17324D"/>
           <w:sz w:val="19"/>
         </w:rPr>
-        <w:t>Table 23: Payout coverage, base case</w:t>
+        <w:t>Table 25: Payout coverage, base case</w:t>
       </w:r>
     </w:p>
     <w:tbl>
@@ -15567,7 +17142,7 @@
           <w:color w:val="17324D"/>
           <w:sz w:val="19"/>
         </w:rPr>
-        <w:t>Table 24: Option B structures compared</w:t>
+        <w:t>Table 26: Option B structures compared</w:t>
       </w:r>
     </w:p>
     <w:tbl>
@@ -16029,7 +17604,7 @@
           <w:color w:val="17324D"/>
           <w:sz w:val="19"/>
         </w:rPr>
-        <w:t>Table 25: Project sensitivities (Jalour net cash flow before any investor instrument)</w:t>
+        <w:t>Table 27: Project sensitivities (Jalour net cash flow before any investor instrument)</w:t>
       </w:r>
     </w:p>
     <w:tbl>
@@ -17255,7 +18830,7 @@
         <w:drawing>
           <wp:inline xmlns:a="http://schemas.openxmlformats.org/drawingml/2006/main" xmlns:pic="http://schemas.openxmlformats.org/drawingml/2006/picture">
             <wp:extent cx="5580000" cy="2557500"/>
-            <wp:docPr id="4" name="Picture 4"/>
+            <wp:docPr id="5" name="Picture 5"/>
             <wp:cNvGraphicFramePr>
               <a:graphicFrameLocks noChangeAspect="1"/>
             </wp:cNvGraphicFramePr>
@@ -17267,7 +18842,7 @@
                     <pic:cNvPicPr/>
                   </pic:nvPicPr>
                   <pic:blipFill>
-                    <a:blip r:embed="rId14"/>
+                    <a:blip r:embed="rId15"/>
                     <a:stretch>
                       <a:fillRect/>
                     </a:stretch>
@@ -17296,7 +18871,7 @@
           <w:color w:val="17324D"/>
           <w:sz w:val="18"/>
         </w:rPr>
-        <w:t xml:space="preserve">Figure 4: Project NPV by case. </w:t>
+        <w:t xml:space="preserve">Figure 5: Project NPV by case. </w:t>
       </w:r>
       <w:r>
         <w:rPr>
@@ -17347,7 +18922,7 @@
           <w:color w:val="17324D"/>
           <w:sz w:val="19"/>
         </w:rPr>
-        <w:t>Table 26: Security and protections</w:t>
+        <w:t>Table 28: Security and protections</w:t>
       </w:r>
     </w:p>
     <w:tbl>
@@ -18073,7 +19648,7 @@
           <w:color w:val="17324D"/>
           <w:sz w:val="19"/>
         </w:rPr>
-        <w:t>Table 27: Early assignment of the contract at month 36 (units valued at face, 3% cost)</w:t>
+        <w:t>Table 29: Early assignment of the contract at month 36 (units valued at face, 3% cost)</w:t>
       </w:r>
     </w:p>
     <w:tbl>
@@ -18821,7 +20396,7 @@
           <w:color w:val="17324D"/>
           <w:sz w:val="19"/>
         </w:rPr>
-        <w:t>Table 28: Definitions</w:t>
+        <w:t>Table 30: Definitions</w:t>
       </w:r>
     </w:p>
     <w:tbl>
@@ -19215,7 +20790,7 @@
           <w:color w:val="17324D"/>
           <w:sz w:val="19"/>
         </w:rPr>
-        <w:t>Table 29: Key figures and annex locations</w:t>
+        <w:t>Table 31: Key figures and annex locations</w:t>
       </w:r>
     </w:p>
     <w:tbl>
@@ -19888,7 +21463,7 @@
           <w:color w:val="17324D"/>
           <w:sz w:val="19"/>
         </w:rPr>
-        <w:t>Table 30: Market sources (reported; not independently verified)</w:t>
+        <w:t>Table 32: Market sources (reported; not independently verified)</w:t>
       </w:r>
     </w:p>
     <w:tbl>
